--- a/ฟอร์มรายงานผล/Word/แบคทีเรียวิทยา/02. ห้องปฏิบัติการแบคทีเรียวิทยา.docx
+++ b/ฟอร์มรายงานผล/Word/แบคทีเรียวิทยา/02. ห้องปฏิบัติการแบคทีเรียวิทยา.docx
@@ -6,7 +6,7 @@
       <w:tblPr>
         <w:tblStyle w:val="TableGrid"/>
         <w:tblpPr w:leftFromText="180" w:rightFromText="180" w:vertAnchor="text" w:horzAnchor="margin" w:tblpXSpec="center" w:tblpY="228"/>
-        <w:tblW w:w="10592" w:type="dxa"/>
+        <w:tblW w:w="10657" w:type="dxa"/>
         <w:tblBorders>
           <w:top w:val="dotted" w:sz="4" w:space="0" w:color="auto"/>
           <w:left w:val="dotted" w:sz="4" w:space="0" w:color="auto"/>
@@ -18,21 +18,21 @@
         <w:tblLook w:val="04A0" w:firstRow="1" w:lastRow="0" w:firstColumn="1" w:lastColumn="0" w:noHBand="0" w:noVBand="1"/>
       </w:tblPr>
       <w:tblGrid>
-        <w:gridCol w:w="2647"/>
-        <w:gridCol w:w="649"/>
-        <w:gridCol w:w="1378"/>
-        <w:gridCol w:w="622"/>
-        <w:gridCol w:w="1763"/>
-        <w:gridCol w:w="891"/>
-        <w:gridCol w:w="2642"/>
+        <w:gridCol w:w="2663"/>
+        <w:gridCol w:w="653"/>
+        <w:gridCol w:w="1387"/>
+        <w:gridCol w:w="625"/>
+        <w:gridCol w:w="1774"/>
+        <w:gridCol w:w="897"/>
+        <w:gridCol w:w="2658"/>
       </w:tblGrid>
       <w:tr>
         <w:trPr>
-          <w:trHeight w:val="181"/>
+          <w:trHeight w:val="187"/>
         </w:trPr>
         <w:tc>
           <w:tcPr>
-            <w:tcW w:w="10592" w:type="dxa"/>
+            <w:tcW w:w="10657" w:type="dxa"/>
             <w:gridSpan w:val="7"/>
             <w:vAlign w:val="center"/>
           </w:tcPr>
@@ -63,18 +63,18 @@
       </w:tr>
       <w:tr>
         <w:trPr>
-          <w:trHeight w:val="127"/>
+          <w:trHeight w:val="131"/>
         </w:trPr>
         <w:tc>
           <w:tcPr>
-            <w:tcW w:w="3296" w:type="dxa"/>
+            <w:tcW w:w="3316" w:type="dxa"/>
             <w:gridSpan w:val="2"/>
             <w:vAlign w:val="center"/>
           </w:tcPr>
           <w:p>
             <w:pPr>
               <w:rPr>
-                <w:rFonts w:ascii="TH SarabunPSK" w:hAnsi="TH SarabunPSK" w:cs="TH SarabunPSK"/>
+                <w:rFonts w:ascii="TH SarabunPSK" w:hAnsi="TH SarabunPSK" w:cs="TH SarabunPSK" w:hint="cs"/>
                 <w:b/>
                 <w:bCs/>
                 <w:sz w:val="32"/>
@@ -102,46 +102,13 @@
                 <w:szCs w:val="32"/>
                 <w:cs/>
               </w:rPr>
-              <w:t xml:space="preserve"> </w:t>
-            </w:r>
-            <w:r>
-              <w:rPr>
-                <w:rFonts w:ascii="TH SarabunPSK" w:hAnsi="TH SarabunPSK" w:cs="TH SarabunPSK"/>
-                <w:sz w:val="32"/>
-                <w:szCs w:val="32"/>
-              </w:rPr>
-              <w:t xml:space="preserve"> </w:t>
-            </w:r>
-            <w:sdt>
-              <w:sdtPr>
-                <w:rPr>
-                  <w:rFonts w:ascii="TH SarabunPSK" w:hAnsi="TH SarabunPSK" w:cs="TH SarabunPSK"/>
-                  <w:sz w:val="32"/>
-                  <w:szCs w:val="32"/>
-                </w:rPr>
-                <w:id w:val="306826576"/>
-                <w:placeholder>
-                  <w:docPart w:val="E8B9E5264C194333B65CABCA0E09411C"/>
-                </w:placeholder>
-                <w:showingPlcHdr/>
-              </w:sdtPr>
-              <w:sdtContent>
-                <w:r>
-                  <w:rPr>
-                    <w:rStyle w:val="PlaceholderText"/>
-                    <w:rFonts w:ascii="TH SarabunPSK" w:hAnsi="TH SarabunPSK" w:cs="TH SarabunPSK"/>
-                    <w:sz w:val="32"/>
-                    <w:szCs w:val="32"/>
-                  </w:rPr>
-                  <w:t>Click or tap here to enter text.</w:t>
-                </w:r>
-              </w:sdtContent>
-            </w:sdt>
+              <w:t>:</w:t>
+            </w:r>
           </w:p>
         </w:tc>
         <w:tc>
           <w:tcPr>
-            <w:tcW w:w="3763" w:type="dxa"/>
+            <w:tcW w:w="3786" w:type="dxa"/>
             <w:gridSpan w:val="3"/>
             <w:vAlign w:val="center"/>
           </w:tcPr>
@@ -165,68 +132,39 @@
                 <w:szCs w:val="32"/>
                 <w:cs/>
               </w:rPr>
-              <w:t xml:space="preserve">เลขที่ตัวอย่าง    </w:t>
-            </w:r>
-            <w:r>
-              <w:rPr>
-                <w:rFonts w:ascii="TH SarabunPSK" w:hAnsi="TH SarabunPSK" w:cs="TH SarabunPSK"/>
-                <w:sz w:val="32"/>
-                <w:szCs w:val="32"/>
-              </w:rPr>
-              <w:t>D2</w:t>
-            </w:r>
-            <w:r>
-              <w:rPr>
-                <w:rFonts w:ascii="TH SarabunPSK" w:hAnsi="TH SarabunPSK" w:cs="TH SarabunPSK"/>
-                <w:sz w:val="32"/>
-                <w:szCs w:val="32"/>
-              </w:rPr>
-              <w:t>5</w:t>
-            </w:r>
-            <w:r>
-              <w:rPr>
-                <w:rFonts w:ascii="TH SarabunPSK" w:hAnsi="TH SarabunPSK" w:cs="TH SarabunPSK"/>
-                <w:sz w:val="32"/>
-                <w:szCs w:val="32"/>
-                <w:cs/>
-              </w:rPr>
-              <w:t xml:space="preserve"> -</w:t>
-            </w:r>
-            <w:r>
-              <w:rPr>
-                <w:rFonts w:ascii="TH SarabunPSK" w:hAnsi="TH SarabunPSK" w:cs="TH SarabunPSK"/>
-                <w:sz w:val="32"/>
-                <w:szCs w:val="32"/>
-                <w:cs/>
-              </w:rPr>
-              <w:t xml:space="preserve">  </w:t>
-            </w:r>
-            <w:sdt>
-              <w:sdtPr>
-                <w:rPr>
-                  <w:rFonts w:ascii="TH SarabunPSK" w:hAnsi="TH SarabunPSK" w:cs="TH SarabunPSK"/>
-                  <w:sz w:val="32"/>
-                  <w:szCs w:val="32"/>
-                  <w:cs/>
-                </w:rPr>
-                <w:id w:val="-535418540"/>
-                <w:placeholder>
-                  <w:docPart w:val="6D6C56D5D7E84C9C9A9A2A75505D931E"/>
-                </w:placeholder>
-                <w:showingPlcHdr/>
-              </w:sdtPr>
-              <w:sdtContent>
-                <w:r>
-                  <w:rPr>
-                    <w:rStyle w:val="PlaceholderText"/>
-                    <w:rFonts w:ascii="TH SarabunPSK" w:hAnsi="TH SarabunPSK" w:cs="TH SarabunPSK"/>
-                    <w:sz w:val="32"/>
-                    <w:szCs w:val="32"/>
-                  </w:rPr>
-                  <w:t>Click or tap here to enter text.</w:t>
-                </w:r>
-              </w:sdtContent>
-            </w:sdt>
+              <w:t>เลขที่ตัวอย่าง</w:t>
+            </w:r>
+            <w:r>
+              <w:rPr>
+                <w:rFonts w:ascii="TH SarabunPSK" w:hAnsi="TH SarabunPSK" w:cs="TH SarabunPSK"/>
+                <w:b/>
+                <w:bCs/>
+                <w:sz w:val="32"/>
+                <w:szCs w:val="32"/>
+                <w:cs/>
+              </w:rPr>
+              <w:t>:</w:t>
+            </w:r>
+            <w:r>
+              <w:rPr>
+                <w:rFonts w:ascii="TH SarabunPSK" w:hAnsi="TH SarabunPSK" w:cs="TH SarabunPSK"/>
+                <w:sz w:val="32"/>
+                <w:szCs w:val="32"/>
+                <w:cs/>
+              </w:rPr>
+              <w:t xml:space="preserve"> </w:t>
+            </w:r>
+            <w:r>
+              <w:rPr>
+                <w:rFonts w:ascii="TH SarabunPSK" w:hAnsi="TH SarabunPSK" w:cs="TH SarabunPSK"/>
+                <w:b/>
+                <w:bCs/>
+                <w:sz w:val="32"/>
+                <w:szCs w:val="32"/>
+                <w:cs/>
+              </w:rPr>
+              <w:t xml:space="preserve">   </w:t>
+            </w:r>
             <w:r>
               <w:rPr>
                 <w:rFonts w:ascii="TH SarabunPSK" w:hAnsi="TH SarabunPSK" w:cs="TH SarabunPSK"/>
@@ -249,13 +187,12 @@
         </w:tc>
         <w:tc>
           <w:tcPr>
-            <w:tcW w:w="3533" w:type="dxa"/>
+            <w:tcW w:w="3555" w:type="dxa"/>
             <w:gridSpan w:val="2"/>
             <w:vAlign w:val="center"/>
           </w:tcPr>
           <w:p>
             <w:pPr>
-              <w:jc w:val="right"/>
               <w:rPr>
                 <w:rFonts w:ascii="TH SarabunPSK" w:hAnsi="TH SarabunPSK" w:cs="TH SarabunPSK"/>
                 <w:b/>
@@ -303,11 +240,11 @@
       </w:tr>
       <w:tr>
         <w:trPr>
-          <w:trHeight w:val="120"/>
+          <w:trHeight w:val="124"/>
         </w:trPr>
         <w:tc>
           <w:tcPr>
-            <w:tcW w:w="3296" w:type="dxa"/>
+            <w:tcW w:w="3316" w:type="dxa"/>
             <w:gridSpan w:val="2"/>
             <w:vAlign w:val="center"/>
           </w:tcPr>
@@ -336,6 +273,26 @@
             <w:r>
               <w:rPr>
                 <w:rFonts w:ascii="TH SarabunPSK" w:hAnsi="TH SarabunPSK" w:cs="TH SarabunPSK"/>
+                <w:b/>
+                <w:bCs/>
+                <w:sz w:val="32"/>
+                <w:szCs w:val="32"/>
+                <w:cs/>
+              </w:rPr>
+              <w:t>:</w:t>
+            </w:r>
+            <w:r>
+              <w:rPr>
+                <w:rFonts w:ascii="TH SarabunPSK" w:hAnsi="TH SarabunPSK" w:cs="TH SarabunPSK"/>
+                <w:sz w:val="32"/>
+                <w:szCs w:val="32"/>
+                <w:cs/>
+              </w:rPr>
+              <w:t xml:space="preserve"> </w:t>
+            </w:r>
+            <w:r>
+              <w:rPr>
+                <w:rFonts w:ascii="TH SarabunPSK" w:hAnsi="TH SarabunPSK" w:cs="TH SarabunPSK"/>
                 <w:sz w:val="32"/>
                 <w:szCs w:val="32"/>
                 <w:cs/>
@@ -352,41 +309,11 @@
               </w:rPr>
               <w:t xml:space="preserve"> </w:t>
             </w:r>
-            <w:sdt>
-              <w:sdtPr>
-                <w:rPr>
-                  <w:rFonts w:ascii="TH SarabunPSK" w:hAnsi="TH SarabunPSK" w:cs="TH SarabunPSK"/>
-                  <w:sz w:val="32"/>
-                  <w:szCs w:val="32"/>
-                </w:rPr>
-                <w:id w:val="1518429540"/>
-                <w:placeholder>
-                  <w:docPart w:val="3722D7BFAB8B41E5962C908B4CA82876"/>
-                </w:placeholder>
-                <w:date w:fullDate="2025-12-01T00:00:00Z">
-                  <w:dateFormat w:val="dd/MM/bbbb"/>
-                  <w:lid w:val="th-TH"/>
-                  <w:storeMappedDataAs w:val="dateTime"/>
-                  <w:calendar w:val="thai"/>
-                </w:date>
-              </w:sdtPr>
-              <w:sdtContent>
-                <w:r>
-                  <w:rPr>
-                    <w:rFonts w:ascii="TH SarabunPSK" w:hAnsi="TH SarabunPSK" w:cs="TH SarabunPSK" w:hint="cs"/>
-                    <w:sz w:val="32"/>
-                    <w:szCs w:val="32"/>
-                    <w:cs/>
-                  </w:rPr>
-                  <w:t>01/12/2568</w:t>
-                </w:r>
-              </w:sdtContent>
-            </w:sdt>
           </w:p>
         </w:tc>
         <w:tc>
           <w:tcPr>
-            <w:tcW w:w="3763" w:type="dxa"/>
+            <w:tcW w:w="3786" w:type="dxa"/>
             <w:gridSpan w:val="3"/>
             <w:vAlign w:val="center"/>
           </w:tcPr>
@@ -416,6 +343,26 @@
             <w:r>
               <w:rPr>
                 <w:rFonts w:ascii="TH SarabunPSK" w:hAnsi="TH SarabunPSK" w:cs="TH SarabunPSK"/>
+                <w:b/>
+                <w:bCs/>
+                <w:sz w:val="32"/>
+                <w:szCs w:val="32"/>
+                <w:cs/>
+              </w:rPr>
+              <w:t>:</w:t>
+            </w:r>
+            <w:r>
+              <w:rPr>
+                <w:rFonts w:ascii="TH SarabunPSK" w:hAnsi="TH SarabunPSK" w:cs="TH SarabunPSK"/>
+                <w:sz w:val="32"/>
+                <w:szCs w:val="32"/>
+                <w:cs/>
+              </w:rPr>
+              <w:t xml:space="preserve"> </w:t>
+            </w:r>
+            <w:r>
+              <w:rPr>
+                <w:rFonts w:ascii="TH SarabunPSK" w:hAnsi="TH SarabunPSK" w:cs="TH SarabunPSK"/>
                 <w:sz w:val="32"/>
                 <w:szCs w:val="32"/>
                 <w:cs/>
@@ -438,41 +385,11 @@
               </w:rPr>
               <w:t xml:space="preserve"> </w:t>
             </w:r>
-            <w:sdt>
-              <w:sdtPr>
-                <w:rPr>
-                  <w:rFonts w:ascii="TH SarabunPSK" w:hAnsi="TH SarabunPSK" w:cs="TH SarabunPSK"/>
-                  <w:sz w:val="32"/>
-                  <w:szCs w:val="32"/>
-                </w:rPr>
-                <w:id w:val="-1841699589"/>
-                <w:placeholder>
-                  <w:docPart w:val="F8FA11E6197648D995D228471ED42F99"/>
-                </w:placeholder>
-                <w:date w:fullDate="2025-12-01T00:00:00Z">
-                  <w:dateFormat w:val="dd/MM/bbbb"/>
-                  <w:lid w:val="th-TH"/>
-                  <w:storeMappedDataAs w:val="dateTime"/>
-                  <w:calendar w:val="thai"/>
-                </w:date>
-              </w:sdtPr>
-              <w:sdtContent>
-                <w:r>
-                  <w:rPr>
-                    <w:rFonts w:ascii="TH SarabunPSK" w:hAnsi="TH SarabunPSK" w:cs="TH SarabunPSK" w:hint="cs"/>
-                    <w:sz w:val="32"/>
-                    <w:szCs w:val="32"/>
-                    <w:cs/>
-                  </w:rPr>
-                  <w:t>01/12/2568</w:t>
-                </w:r>
-              </w:sdtContent>
-            </w:sdt>
           </w:p>
         </w:tc>
         <w:tc>
           <w:tcPr>
-            <w:tcW w:w="3533" w:type="dxa"/>
+            <w:tcW w:w="3555" w:type="dxa"/>
             <w:gridSpan w:val="2"/>
             <w:vAlign w:val="center"/>
           </w:tcPr>
@@ -502,6 +419,26 @@
             <w:r>
               <w:rPr>
                 <w:rFonts w:ascii="TH SarabunPSK" w:hAnsi="TH SarabunPSK" w:cs="TH SarabunPSK"/>
+                <w:b/>
+                <w:bCs/>
+                <w:sz w:val="32"/>
+                <w:szCs w:val="32"/>
+                <w:cs/>
+              </w:rPr>
+              <w:t>:</w:t>
+            </w:r>
+            <w:r>
+              <w:rPr>
+                <w:rFonts w:ascii="TH SarabunPSK" w:hAnsi="TH SarabunPSK" w:cs="TH SarabunPSK"/>
+                <w:sz w:val="32"/>
+                <w:szCs w:val="32"/>
+                <w:cs/>
+              </w:rPr>
+              <w:t xml:space="preserve"> </w:t>
+            </w:r>
+            <w:r>
+              <w:rPr>
+                <w:rFonts w:ascii="TH SarabunPSK" w:hAnsi="TH SarabunPSK" w:cs="TH SarabunPSK"/>
                 <w:sz w:val="32"/>
                 <w:szCs w:val="32"/>
                 <w:cs/>
@@ -524,46 +461,16 @@
               </w:rPr>
               <w:t xml:space="preserve"> </w:t>
             </w:r>
-            <w:sdt>
-              <w:sdtPr>
-                <w:rPr>
-                  <w:rFonts w:ascii="TH SarabunPSK" w:hAnsi="TH SarabunPSK" w:cs="TH SarabunPSK"/>
-                  <w:sz w:val="32"/>
-                  <w:szCs w:val="32"/>
-                </w:rPr>
-                <w:id w:val="-1706713628"/>
-                <w:placeholder>
-                  <w:docPart w:val="B379B13691B34372B7B353C9A497DFF5"/>
-                </w:placeholder>
-                <w:date w:fullDate="2025-12-01T00:00:00Z">
-                  <w:dateFormat w:val="dd/MM/bbbb"/>
-                  <w:lid w:val="th-TH"/>
-                  <w:storeMappedDataAs w:val="dateTime"/>
-                  <w:calendar w:val="thai"/>
-                </w:date>
-              </w:sdtPr>
-              <w:sdtContent>
-                <w:r>
-                  <w:rPr>
-                    <w:rFonts w:ascii="TH SarabunPSK" w:hAnsi="TH SarabunPSK" w:cs="TH SarabunPSK" w:hint="cs"/>
-                    <w:sz w:val="32"/>
-                    <w:szCs w:val="32"/>
-                    <w:cs/>
-                  </w:rPr>
-                  <w:t>01/12/2568</w:t>
-                </w:r>
-              </w:sdtContent>
-            </w:sdt>
           </w:p>
         </w:tc>
       </w:tr>
       <w:tr>
         <w:trPr>
-          <w:trHeight w:val="127"/>
+          <w:trHeight w:val="131"/>
         </w:trPr>
         <w:tc>
           <w:tcPr>
-            <w:tcW w:w="4674" w:type="dxa"/>
+            <w:tcW w:w="4703" w:type="dxa"/>
             <w:gridSpan w:val="3"/>
             <w:vAlign w:val="center"/>
           </w:tcPr>
@@ -588,66 +495,72 @@
                 <w:szCs w:val="32"/>
                 <w:cs/>
               </w:rPr>
-              <w:t xml:space="preserve">ชื่อเจ้าของ </w:t>
-            </w:r>
-            <w:r>
-              <w:rPr>
-                <w:rFonts w:ascii="TH SarabunPSK" w:hAnsi="TH SarabunPSK" w:cs="TH SarabunPSK"/>
-                <w:b/>
-                <w:bCs/>
-                <w:sz w:val="32"/>
-                <w:szCs w:val="32"/>
-                <w:cs/>
-              </w:rPr>
-              <w:t xml:space="preserve"> </w:t>
-            </w:r>
-            <w:r>
-              <w:rPr>
-                <w:rFonts w:ascii="TH SarabunPSK" w:hAnsi="TH SarabunPSK" w:cs="TH SarabunPSK"/>
-                <w:sz w:val="32"/>
-                <w:szCs w:val="32"/>
-                <w:cs/>
-              </w:rPr>
-              <w:t xml:space="preserve"> </w:t>
-            </w:r>
-            <w:r>
-              <w:rPr>
-                <w:rFonts w:ascii="TH SarabunPSK" w:hAnsi="TH SarabunPSK" w:cs="TH SarabunPSK"/>
-                <w:sz w:val="32"/>
-                <w:szCs w:val="32"/>
-              </w:rPr>
-              <w:t xml:space="preserve"> </w:t>
-            </w:r>
-            <w:sdt>
-              <w:sdtPr>
-                <w:rPr>
-                  <w:rFonts w:ascii="TH SarabunPSK" w:hAnsi="TH SarabunPSK" w:cs="TH SarabunPSK"/>
-                  <w:sz w:val="32"/>
-                  <w:szCs w:val="32"/>
-                </w:rPr>
-                <w:id w:val="1195498121"/>
-                <w:placeholder>
-                  <w:docPart w:val="EFF5C5F84F334EACB4CFBB7794681C33"/>
-                </w:placeholder>
-                <w:showingPlcHdr/>
-              </w:sdtPr>
-              <w:sdtContent>
-                <w:r>
-                  <w:rPr>
-                    <w:rStyle w:val="PlaceholderText"/>
-                    <w:rFonts w:ascii="TH SarabunPSK" w:hAnsi="TH SarabunPSK" w:cs="TH SarabunPSK"/>
-                    <w:sz w:val="32"/>
-                    <w:szCs w:val="32"/>
-                  </w:rPr>
-                  <w:t>Click or tap here to enter text.</w:t>
-                </w:r>
-              </w:sdtContent>
-            </w:sdt>
+              <w:t>ชื่อเจ้าของ</w:t>
+            </w:r>
+            <w:r>
+              <w:rPr>
+                <w:rFonts w:ascii="TH SarabunPSK" w:hAnsi="TH SarabunPSK" w:cs="TH SarabunPSK"/>
+                <w:b/>
+                <w:bCs/>
+                <w:sz w:val="32"/>
+                <w:szCs w:val="32"/>
+                <w:cs/>
+              </w:rPr>
+              <w:t>:</w:t>
+            </w:r>
+            <w:r>
+              <w:rPr>
+                <w:rFonts w:ascii="TH SarabunPSK" w:hAnsi="TH SarabunPSK" w:cs="TH SarabunPSK"/>
+                <w:sz w:val="32"/>
+                <w:szCs w:val="32"/>
+                <w:cs/>
+              </w:rPr>
+              <w:t xml:space="preserve"> </w:t>
+            </w:r>
+            <w:r>
+              <w:rPr>
+                <w:rFonts w:ascii="TH SarabunPSK" w:hAnsi="TH SarabunPSK" w:cs="TH SarabunPSK"/>
+                <w:b/>
+                <w:bCs/>
+                <w:sz w:val="32"/>
+                <w:szCs w:val="32"/>
+                <w:cs/>
+              </w:rPr>
+              <w:t xml:space="preserve"> </w:t>
+            </w:r>
+            <w:r>
+              <w:rPr>
+                <w:rFonts w:ascii="TH SarabunPSK" w:hAnsi="TH SarabunPSK" w:cs="TH SarabunPSK"/>
+                <w:b/>
+                <w:bCs/>
+                <w:sz w:val="32"/>
+                <w:szCs w:val="32"/>
+                <w:cs/>
+              </w:rPr>
+              <w:t xml:space="preserve"> </w:t>
+            </w:r>
+            <w:r>
+              <w:rPr>
+                <w:rFonts w:ascii="TH SarabunPSK" w:hAnsi="TH SarabunPSK" w:cs="TH SarabunPSK"/>
+                <w:sz w:val="32"/>
+                <w:szCs w:val="32"/>
+                <w:cs/>
+              </w:rPr>
+              <w:t xml:space="preserve"> </w:t>
+            </w:r>
+            <w:r>
+              <w:rPr>
+                <w:rFonts w:ascii="TH SarabunPSK" w:hAnsi="TH SarabunPSK" w:cs="TH SarabunPSK"/>
+                <w:sz w:val="32"/>
+                <w:szCs w:val="32"/>
+              </w:rPr>
+              <w:t xml:space="preserve"> </w:t>
+            </w:r>
           </w:p>
         </w:tc>
         <w:tc>
           <w:tcPr>
-            <w:tcW w:w="2385" w:type="dxa"/>
+            <w:tcW w:w="2399" w:type="dxa"/>
             <w:gridSpan w:val="2"/>
             <w:vAlign w:val="center"/>
           </w:tcPr>
@@ -690,34 +603,11 @@
               </w:rPr>
               <w:t xml:space="preserve"> </w:t>
             </w:r>
-            <w:sdt>
-              <w:sdtPr>
-                <w:rPr>
-                  <w:rFonts w:ascii="TH SarabunPSK" w:hAnsi="TH SarabunPSK" w:cs="TH SarabunPSK"/>
-                  <w:sz w:val="32"/>
-                  <w:szCs w:val="32"/>
-                </w:rPr>
-                <w:id w:val="-284585261"/>
-                <w:placeholder>
-                  <w:docPart w:val="30F23109B2F041FE9ADA8CABE449B86A"/>
-                </w:placeholder>
-              </w:sdtPr>
-              <w:sdtContent>
-                <w:r>
-                  <w:rPr>
-                    <w:rFonts w:ascii="TH SarabunPSK" w:hAnsi="TH SarabunPSK" w:cs="TH SarabunPSK"/>
-                    <w:sz w:val="32"/>
-                    <w:szCs w:val="32"/>
-                  </w:rPr>
-                  <w:t>-</w:t>
-                </w:r>
-              </w:sdtContent>
-            </w:sdt>
           </w:p>
         </w:tc>
         <w:tc>
           <w:tcPr>
-            <w:tcW w:w="3533" w:type="dxa"/>
+            <w:tcW w:w="3555" w:type="dxa"/>
             <w:gridSpan w:val="2"/>
             <w:vAlign w:val="center"/>
           </w:tcPr>
@@ -811,39 +701,16 @@
               </w:rPr>
               <w:t xml:space="preserve"> </w:t>
             </w:r>
-            <w:sdt>
-              <w:sdtPr>
-                <w:rPr>
-                  <w:rFonts w:ascii="TH SarabunPSK" w:hAnsi="TH SarabunPSK" w:cs="TH SarabunPSK"/>
-                  <w:sz w:val="32"/>
-                  <w:szCs w:val="32"/>
-                </w:rPr>
-                <w:id w:val="-1694455112"/>
-                <w:placeholder>
-                  <w:docPart w:val="66A9B2AF6DA04F64B0A237EC1B0A825D"/>
-                </w:placeholder>
-              </w:sdtPr>
-              <w:sdtContent>
-                <w:r>
-                  <w:rPr>
-                    <w:rFonts w:ascii="TH SarabunPSK" w:hAnsi="TH SarabunPSK" w:cs="TH SarabunPSK"/>
-                    <w:sz w:val="32"/>
-                    <w:szCs w:val="32"/>
-                  </w:rPr>
-                  <w:t>-</w:t>
-                </w:r>
-              </w:sdtContent>
-            </w:sdt>
           </w:p>
         </w:tc>
       </w:tr>
       <w:tr>
         <w:trPr>
-          <w:trHeight w:val="127"/>
+          <w:trHeight w:val="131"/>
         </w:trPr>
         <w:tc>
           <w:tcPr>
-            <w:tcW w:w="10592" w:type="dxa"/>
+            <w:tcW w:w="10657" w:type="dxa"/>
             <w:gridSpan w:val="7"/>
             <w:vAlign w:val="center"/>
           </w:tcPr>
@@ -878,6 +745,26 @@
                 <w:szCs w:val="32"/>
                 <w:cs/>
               </w:rPr>
+              <w:t>:</w:t>
+            </w:r>
+            <w:r>
+              <w:rPr>
+                <w:rFonts w:ascii="TH SarabunPSK" w:hAnsi="TH SarabunPSK" w:cs="TH SarabunPSK"/>
+                <w:sz w:val="32"/>
+                <w:szCs w:val="32"/>
+                <w:cs/>
+              </w:rPr>
+              <w:t xml:space="preserve"> </w:t>
+            </w:r>
+            <w:r>
+              <w:rPr>
+                <w:rFonts w:ascii="TH SarabunPSK" w:hAnsi="TH SarabunPSK" w:cs="TH SarabunPSK"/>
+                <w:b/>
+                <w:bCs/>
+                <w:sz w:val="32"/>
+                <w:szCs w:val="32"/>
+                <w:cs/>
+              </w:rPr>
               <w:t xml:space="preserve">  </w:t>
             </w:r>
             <w:r>
@@ -897,39 +784,16 @@
               </w:rPr>
               <w:t xml:space="preserve"> </w:t>
             </w:r>
-            <w:sdt>
-              <w:sdtPr>
-                <w:rPr>
-                  <w:rFonts w:ascii="TH SarabunPSK" w:hAnsi="TH SarabunPSK" w:cs="TH SarabunPSK"/>
-                  <w:sz w:val="32"/>
-                  <w:szCs w:val="32"/>
-                </w:rPr>
-                <w:id w:val="1287543922"/>
-                <w:placeholder>
-                  <w:docPart w:val="3BAF8FB31194441783E76ACD99AAED71"/>
-                </w:placeholder>
-              </w:sdtPr>
-              <w:sdtContent>
-                <w:r>
-                  <w:rPr>
-                    <w:rFonts w:ascii="TH SarabunPSK" w:hAnsi="TH SarabunPSK" w:cs="TH SarabunPSK"/>
-                    <w:sz w:val="32"/>
-                    <w:szCs w:val="32"/>
-                  </w:rPr>
-                  <w:t>-</w:t>
-                </w:r>
-              </w:sdtContent>
-            </w:sdt>
           </w:p>
         </w:tc>
       </w:tr>
       <w:tr>
         <w:trPr>
-          <w:trHeight w:val="141"/>
+          <w:trHeight w:val="146"/>
         </w:trPr>
         <w:tc>
           <w:tcPr>
-            <w:tcW w:w="4674" w:type="dxa"/>
+            <w:tcW w:w="4703" w:type="dxa"/>
             <w:gridSpan w:val="3"/>
             <w:vAlign w:val="center"/>
           </w:tcPr>
@@ -965,6 +829,26 @@
                 <w:szCs w:val="32"/>
                 <w:cs/>
               </w:rPr>
+              <w:t>:</w:t>
+            </w:r>
+            <w:r>
+              <w:rPr>
+                <w:rFonts w:ascii="TH SarabunPSK" w:hAnsi="TH SarabunPSK" w:cs="TH SarabunPSK"/>
+                <w:sz w:val="32"/>
+                <w:szCs w:val="32"/>
+                <w:cs/>
+              </w:rPr>
+              <w:t xml:space="preserve"> </w:t>
+            </w:r>
+            <w:r>
+              <w:rPr>
+                <w:rFonts w:ascii="TH SarabunPSK" w:hAnsi="TH SarabunPSK" w:cs="TH SarabunPSK"/>
+                <w:b/>
+                <w:bCs/>
+                <w:sz w:val="32"/>
+                <w:szCs w:val="32"/>
+                <w:cs/>
+              </w:rPr>
               <w:t xml:space="preserve">  </w:t>
             </w:r>
             <w:r>
@@ -984,36 +868,11 @@
               </w:rPr>
               <w:t xml:space="preserve"> </w:t>
             </w:r>
-            <w:sdt>
-              <w:sdtPr>
-                <w:rPr>
-                  <w:rFonts w:ascii="TH SarabunPSK" w:hAnsi="TH SarabunPSK" w:cs="TH SarabunPSK"/>
-                  <w:sz w:val="32"/>
-                  <w:szCs w:val="32"/>
-                </w:rPr>
-                <w:id w:val="238448547"/>
-                <w:placeholder>
-                  <w:docPart w:val="F048DD70A8B34523A8FCE5CBE81ED1BF"/>
-                </w:placeholder>
-                <w:showingPlcHdr/>
-              </w:sdtPr>
-              <w:sdtContent>
-                <w:r>
-                  <w:rPr>
-                    <w:rStyle w:val="PlaceholderText"/>
-                    <w:rFonts w:ascii="TH SarabunPSK" w:hAnsi="TH SarabunPSK" w:cs="TH SarabunPSK"/>
-                    <w:sz w:val="32"/>
-                    <w:szCs w:val="32"/>
-                  </w:rPr>
-                  <w:t>Click or tap here to enter text.</w:t>
-                </w:r>
-              </w:sdtContent>
-            </w:sdt>
           </w:p>
         </w:tc>
         <w:tc>
           <w:tcPr>
-            <w:tcW w:w="2385" w:type="dxa"/>
+            <w:tcW w:w="2399" w:type="dxa"/>
             <w:gridSpan w:val="2"/>
             <w:vAlign w:val="center"/>
           </w:tcPr>
@@ -1056,35 +915,11 @@
               </w:rPr>
               <w:t xml:space="preserve"> </w:t>
             </w:r>
-            <w:sdt>
-              <w:sdtPr>
-                <w:rPr>
-                  <w:rFonts w:ascii="TH SarabunPSK" w:hAnsi="TH SarabunPSK" w:cs="TH SarabunPSK"/>
-                  <w:sz w:val="32"/>
-                  <w:szCs w:val="32"/>
-                </w:rPr>
-                <w:id w:val="1901937783"/>
-                <w:placeholder>
-                  <w:docPart w:val="6FDCB2D313B24242A6A320D9AB74BC57"/>
-                </w:placeholder>
-              </w:sdtPr>
-              <w:sdtContent>
-                <w:r>
-                  <w:rPr>
-                    <w:rFonts w:ascii="TH SarabunPSK" w:hAnsi="TH SarabunPSK" w:cs="TH SarabunPSK" w:hint="cs"/>
-                    <w:sz w:val="32"/>
-                    <w:szCs w:val="32"/>
-                    <w:cs/>
-                  </w:rPr>
-                  <w:t>053-948031</w:t>
-                </w:r>
-              </w:sdtContent>
-            </w:sdt>
           </w:p>
         </w:tc>
         <w:tc>
           <w:tcPr>
-            <w:tcW w:w="3533" w:type="dxa"/>
+            <w:tcW w:w="3555" w:type="dxa"/>
             <w:gridSpan w:val="2"/>
             <w:vAlign w:val="center"/>
           </w:tcPr>
@@ -1169,40 +1004,16 @@
               </w:rPr>
               <w:t xml:space="preserve"> </w:t>
             </w:r>
-            <w:sdt>
-              <w:sdtPr>
-                <w:rPr>
-                  <w:rFonts w:ascii="TH SarabunPSK" w:hAnsi="TH SarabunPSK" w:cs="TH SarabunPSK"/>
-                  <w:sz w:val="32"/>
-                  <w:szCs w:val="32"/>
-                </w:rPr>
-                <w:id w:val="831194123"/>
-                <w:placeholder>
-                  <w:docPart w:val="D7495E5372684A4AB97D4949206F08C4"/>
-                </w:placeholder>
-              </w:sdtPr>
-              <w:sdtContent>
-                <w:r>
-                  <w:rPr>
-                    <w:rFonts w:ascii="TH SarabunPSK" w:hAnsi="TH SarabunPSK" w:cs="TH SarabunPSK" w:hint="cs"/>
-                    <w:sz w:val="32"/>
-                    <w:szCs w:val="32"/>
-                    <w:cs/>
-                  </w:rPr>
-                  <w:t>-</w:t>
-                </w:r>
-              </w:sdtContent>
-            </w:sdt>
           </w:p>
         </w:tc>
       </w:tr>
       <w:tr>
         <w:trPr>
-          <w:trHeight w:val="127"/>
+          <w:trHeight w:val="131"/>
         </w:trPr>
         <w:tc>
           <w:tcPr>
-            <w:tcW w:w="10592" w:type="dxa"/>
+            <w:tcW w:w="10657" w:type="dxa"/>
             <w:gridSpan w:val="7"/>
             <w:tcBorders>
               <w:bottom w:val="dotted" w:sz="4" w:space="0" w:color="auto"/>
@@ -1240,6 +1051,26 @@
                 <w:szCs w:val="32"/>
                 <w:cs/>
               </w:rPr>
+              <w:t>:</w:t>
+            </w:r>
+            <w:r>
+              <w:rPr>
+                <w:rFonts w:ascii="TH SarabunPSK" w:hAnsi="TH SarabunPSK" w:cs="TH SarabunPSK"/>
+                <w:sz w:val="32"/>
+                <w:szCs w:val="32"/>
+                <w:cs/>
+              </w:rPr>
+              <w:t xml:space="preserve"> </w:t>
+            </w:r>
+            <w:r>
+              <w:rPr>
+                <w:rFonts w:ascii="TH SarabunPSK" w:hAnsi="TH SarabunPSK" w:cs="TH SarabunPSK"/>
+                <w:b/>
+                <w:bCs/>
+                <w:sz w:val="32"/>
+                <w:szCs w:val="32"/>
+                <w:cs/>
+              </w:rPr>
               <w:t xml:space="preserve">  </w:t>
             </w:r>
             <w:r>
@@ -1259,40 +1090,16 @@
               </w:rPr>
               <w:t xml:space="preserve"> </w:t>
             </w:r>
-            <w:sdt>
-              <w:sdtPr>
-                <w:rPr>
-                  <w:rFonts w:ascii="TH SarabunPSK" w:hAnsi="TH SarabunPSK" w:cs="TH SarabunPSK"/>
-                  <w:sz w:val="32"/>
-                  <w:szCs w:val="32"/>
-                </w:rPr>
-                <w:id w:val="-581217299"/>
-                <w:placeholder>
-                  <w:docPart w:val="67FB11F40D824018A41DBA445E91E6D5"/>
-                </w:placeholder>
-              </w:sdtPr>
-              <w:sdtContent>
-                <w:r>
-                  <w:rPr>
-                    <w:rFonts w:ascii="TH SarabunPSK" w:hAnsi="TH SarabunPSK" w:cs="TH SarabunPSK" w:hint="cs"/>
-                    <w:sz w:val="32"/>
-                    <w:szCs w:val="32"/>
-                    <w:cs/>
-                  </w:rPr>
-                  <w:t>ศูนย์การเรียนรู้และส่งเสริมสุขภาพทางสัตวแพทย์ภาคเหนือ</w:t>
-                </w:r>
-              </w:sdtContent>
-            </w:sdt>
           </w:p>
         </w:tc>
       </w:tr>
       <w:tr>
         <w:trPr>
-          <w:trHeight w:val="127"/>
+          <w:trHeight w:val="131"/>
         </w:trPr>
         <w:tc>
           <w:tcPr>
-            <w:tcW w:w="2647" w:type="dxa"/>
+            <w:tcW w:w="2663" w:type="dxa"/>
             <w:tcBorders>
               <w:bottom w:val="dotted" w:sz="4" w:space="0" w:color="auto"/>
             </w:tcBorders>
@@ -1304,74 +1111,79 @@
                 <w:tab w:val="left" w:pos="1386"/>
               </w:tabs>
               <w:rPr>
-                <w:rFonts w:ascii="TH SarabunPSK" w:hAnsi="TH SarabunPSK" w:cs="TH SarabunPSK"/>
-                <w:b/>
-                <w:bCs/>
-                <w:sz w:val="32"/>
-                <w:szCs w:val="32"/>
-                <w:cs/>
-              </w:rPr>
-            </w:pPr>
-            <w:r>
-              <w:rPr>
-                <w:rFonts w:ascii="TH SarabunPSK" w:hAnsi="TH SarabunPSK" w:cs="TH SarabunPSK"/>
-                <w:b/>
-                <w:bCs/>
-                <w:sz w:val="32"/>
-                <w:szCs w:val="32"/>
-                <w:cs/>
-              </w:rPr>
-              <w:t xml:space="preserve">ชนิดสัตว์ </w:t>
-            </w:r>
-            <w:r>
-              <w:rPr>
-                <w:rFonts w:ascii="TH SarabunPSK" w:hAnsi="TH SarabunPSK" w:cs="TH SarabunPSK"/>
-                <w:sz w:val="32"/>
-                <w:szCs w:val="32"/>
-                <w:cs/>
-              </w:rPr>
-              <w:t xml:space="preserve"> </w:t>
-            </w:r>
-            <w:r>
-              <w:rPr>
-                <w:rFonts w:ascii="TH SarabunPSK" w:hAnsi="TH SarabunPSK" w:cs="TH SarabunPSK"/>
-                <w:sz w:val="32"/>
-                <w:szCs w:val="32"/>
-                <w:cs/>
-              </w:rPr>
-              <w:t xml:space="preserve"> </w:t>
-            </w:r>
-            <w:sdt>
-              <w:sdtPr>
-                <w:rPr>
-                  <w:rFonts w:ascii="TH SarabunPSK" w:hAnsi="TH SarabunPSK" w:cs="TH SarabunPSK"/>
-                  <w:sz w:val="32"/>
-                  <w:szCs w:val="32"/>
-                  <w:cs/>
-                </w:rPr>
-                <w:id w:val="-484322221"/>
-                <w:placeholder>
-                  <w:docPart w:val="6394229BFDC14154985BFA613D4B6F3C"/>
-                </w:placeholder>
-                <w:showingPlcHdr/>
-              </w:sdtPr>
-              <w:sdtContent>
-                <w:r>
-                  <w:rPr>
-                    <w:rStyle w:val="PlaceholderText"/>
-                    <w:rFonts w:ascii="TH SarabunPSK" w:hAnsi="TH SarabunPSK" w:cs="TH SarabunPSK"/>
-                    <w:sz w:val="32"/>
-                    <w:szCs w:val="32"/>
-                  </w:rPr>
-                  <w:t>Click or tap here to enter text.</w:t>
-                </w:r>
-              </w:sdtContent>
-            </w:sdt>
+                <w:rFonts w:ascii="TH SarabunPSK" w:hAnsi="TH SarabunPSK" w:cs="TH SarabunPSK" w:hint="cs"/>
+                <w:b/>
+                <w:bCs/>
+                <w:sz w:val="32"/>
+                <w:szCs w:val="32"/>
+                <w:cs/>
+              </w:rPr>
+            </w:pPr>
+            <w:r>
+              <w:rPr>
+                <w:rFonts w:ascii="TH SarabunPSK" w:hAnsi="TH SarabunPSK" w:cs="TH SarabunPSK"/>
+                <w:b/>
+                <w:bCs/>
+                <w:sz w:val="32"/>
+                <w:szCs w:val="32"/>
+                <w:cs/>
+              </w:rPr>
+              <w:t>ชนิดสัตว์</w:t>
+            </w:r>
+            <w:r>
+              <w:rPr>
+                <w:rFonts w:ascii="TH SarabunPSK" w:hAnsi="TH SarabunPSK" w:cs="TH SarabunPSK"/>
+                <w:b/>
+                <w:bCs/>
+                <w:sz w:val="32"/>
+                <w:szCs w:val="32"/>
+                <w:cs/>
+              </w:rPr>
+              <w:t>:</w:t>
+            </w:r>
+            <w:r>
+              <w:rPr>
+                <w:rFonts w:ascii="TH SarabunPSK" w:hAnsi="TH SarabunPSK" w:cs="TH SarabunPSK"/>
+                <w:sz w:val="32"/>
+                <w:szCs w:val="32"/>
+                <w:cs/>
+              </w:rPr>
+              <w:t xml:space="preserve"> </w:t>
+            </w:r>
+            <w:r>
+              <w:rPr>
+                <w:rFonts w:ascii="TH SarabunPSK" w:hAnsi="TH SarabunPSK" w:cs="TH SarabunPSK"/>
+                <w:b/>
+                <w:bCs/>
+                <w:sz w:val="32"/>
+                <w:szCs w:val="32"/>
+                <w:cs/>
+              </w:rPr>
+              <w:t xml:space="preserve"> </w:t>
+            </w:r>
+            <w:r>
+              <w:rPr>
+                <w:rFonts w:ascii="TH SarabunPSK" w:hAnsi="TH SarabunPSK" w:cs="TH SarabunPSK"/>
+                <w:sz w:val="32"/>
+                <w:szCs w:val="32"/>
+                <w:cs/>
+              </w:rPr>
+              <w:t xml:space="preserve"> </w:t>
+            </w:r>
+            <w:r>
+              <w:rPr>
+                <w:rFonts w:ascii="TH SarabunPSK" w:hAnsi="TH SarabunPSK" w:cs="TH SarabunPSK"/>
+                <w:sz w:val="32"/>
+                <w:szCs w:val="32"/>
+                <w:cs/>
+              </w:rPr>
+              <w:t xml:space="preserve"> </w:t>
+            </w:r>
           </w:p>
         </w:tc>
         <w:tc>
           <w:tcPr>
-            <w:tcW w:w="2649" w:type="dxa"/>
+            <w:tcW w:w="2665" w:type="dxa"/>
             <w:gridSpan w:val="3"/>
             <w:tcBorders>
               <w:bottom w:val="dotted" w:sz="4" w:space="0" w:color="auto"/>
@@ -1401,57 +1213,62 @@
                 <w:szCs w:val="32"/>
                 <w:cs/>
               </w:rPr>
-              <w:t xml:space="preserve">ชื่อสัตว์ </w:t>
-            </w:r>
-            <w:r>
-              <w:rPr>
-                <w:rFonts w:ascii="TH SarabunPSK" w:hAnsi="TH SarabunPSK" w:cs="TH SarabunPSK"/>
-                <w:sz w:val="32"/>
-                <w:szCs w:val="32"/>
-                <w:cs/>
-              </w:rPr>
-              <w:t xml:space="preserve"> </w:t>
-            </w:r>
-            <w:r>
-              <w:rPr>
-                <w:rFonts w:ascii="TH SarabunPSK" w:hAnsi="TH SarabunPSK" w:cs="TH SarabunPSK"/>
-                <w:sz w:val="32"/>
-                <w:szCs w:val="32"/>
-                <w:cs/>
-              </w:rPr>
-              <w:t xml:space="preserve"> </w:t>
-            </w:r>
-            <w:sdt>
-              <w:sdtPr>
-                <w:rPr>
-                  <w:rFonts w:ascii="TH SarabunPSK" w:hAnsi="TH SarabunPSK" w:cs="TH SarabunPSK"/>
-                  <w:sz w:val="32"/>
-                  <w:szCs w:val="32"/>
-                  <w:cs/>
-                </w:rPr>
-                <w:id w:val="-1737391084"/>
-                <w:placeholder>
-                  <w:docPart w:val="5C29B1A27BFF4B178B9D59BFED6AB206"/>
-                </w:placeholder>
-                <w:showingPlcHdr/>
-              </w:sdtPr>
-              <w:sdtContent>
-                <w:r>
-                  <w:rPr>
-                    <w:rStyle w:val="PlaceholderText"/>
-                    <w:rFonts w:ascii="TH SarabunPSK" w:hAnsi="TH SarabunPSK" w:cs="TH SarabunPSK"/>
-                    <w:sz w:val="32"/>
-                    <w:szCs w:val="32"/>
-                  </w:rPr>
-                  <w:t>Click or tap here to enter text.</w:t>
-                </w:r>
-              </w:sdtContent>
-            </w:sdt>
+              <w:t>ชื่อสัตว์</w:t>
+            </w:r>
+            <w:r>
+              <w:rPr>
+                <w:rFonts w:ascii="TH SarabunPSK" w:hAnsi="TH SarabunPSK" w:cs="TH SarabunPSK"/>
+                <w:b/>
+                <w:bCs/>
+                <w:sz w:val="32"/>
+                <w:szCs w:val="32"/>
+                <w:cs/>
+              </w:rPr>
+              <w:t>:</w:t>
+            </w:r>
+            <w:r>
+              <w:rPr>
+                <w:rFonts w:ascii="TH SarabunPSK" w:hAnsi="TH SarabunPSK" w:cs="TH SarabunPSK"/>
+                <w:sz w:val="32"/>
+                <w:szCs w:val="32"/>
+                <w:cs/>
+              </w:rPr>
+              <w:t xml:space="preserve"> </w:t>
+            </w:r>
+            <w:r>
+              <w:rPr>
+                <w:rFonts w:ascii="TH SarabunPSK" w:hAnsi="TH SarabunPSK" w:cs="TH SarabunPSK"/>
+                <w:b/>
+                <w:bCs/>
+                <w:sz w:val="32"/>
+                <w:szCs w:val="32"/>
+                <w:cs/>
+              </w:rPr>
+              <w:t xml:space="preserve"> </w:t>
+            </w:r>
+            <w:r>
+              <w:rPr>
+                <w:rFonts w:ascii="TH SarabunPSK" w:hAnsi="TH SarabunPSK" w:cs="TH SarabunPSK"/>
+                <w:sz w:val="32"/>
+                <w:szCs w:val="32"/>
+                <w:cs/>
+              </w:rPr>
+              <w:t xml:space="preserve"> </w:t>
+            </w:r>
+            <w:r>
+              <w:rPr>
+                <w:rFonts w:ascii="TH SarabunPSK" w:hAnsi="TH SarabunPSK" w:cs="TH SarabunPSK"/>
+                <w:sz w:val="32"/>
+                <w:szCs w:val="32"/>
+                <w:cs/>
+              </w:rPr>
+              <w:t xml:space="preserve"> </w:t>
+            </w:r>
           </w:p>
         </w:tc>
         <w:tc>
           <w:tcPr>
-            <w:tcW w:w="2654" w:type="dxa"/>
+            <w:tcW w:w="2670" w:type="dxa"/>
             <w:gridSpan w:val="2"/>
             <w:tcBorders>
               <w:bottom w:val="dotted" w:sz="4" w:space="0" w:color="auto"/>
@@ -1481,57 +1298,62 @@
                 <w:szCs w:val="32"/>
                 <w:cs/>
               </w:rPr>
-              <w:t xml:space="preserve">พันธุ์ </w:t>
-            </w:r>
-            <w:r>
-              <w:rPr>
-                <w:rFonts w:ascii="TH SarabunPSK" w:hAnsi="TH SarabunPSK" w:cs="TH SarabunPSK"/>
-                <w:sz w:val="32"/>
-                <w:szCs w:val="32"/>
-                <w:cs/>
-              </w:rPr>
-              <w:t xml:space="preserve"> </w:t>
-            </w:r>
-            <w:r>
-              <w:rPr>
-                <w:rFonts w:ascii="TH SarabunPSK" w:hAnsi="TH SarabunPSK" w:cs="TH SarabunPSK"/>
-                <w:sz w:val="32"/>
-                <w:szCs w:val="32"/>
-                <w:cs/>
-              </w:rPr>
-              <w:t xml:space="preserve"> </w:t>
-            </w:r>
-            <w:sdt>
-              <w:sdtPr>
-                <w:rPr>
-                  <w:rFonts w:ascii="TH SarabunPSK" w:hAnsi="TH SarabunPSK" w:cs="TH SarabunPSK"/>
-                  <w:sz w:val="32"/>
-                  <w:szCs w:val="32"/>
-                  <w:cs/>
-                </w:rPr>
-                <w:id w:val="-1975358305"/>
-                <w:placeholder>
-                  <w:docPart w:val="6E3AA3BD29D94B8ABFC74FC464E205FC"/>
-                </w:placeholder>
-                <w:showingPlcHdr/>
-              </w:sdtPr>
-              <w:sdtContent>
-                <w:r>
-                  <w:rPr>
-                    <w:rStyle w:val="PlaceholderText"/>
-                    <w:rFonts w:ascii="TH SarabunPSK" w:hAnsi="TH SarabunPSK" w:cs="TH SarabunPSK"/>
-                    <w:sz w:val="32"/>
-                    <w:szCs w:val="32"/>
-                  </w:rPr>
-                  <w:t>Click or tap here to enter text.</w:t>
-                </w:r>
-              </w:sdtContent>
-            </w:sdt>
+              <w:t>พันธุ์</w:t>
+            </w:r>
+            <w:r>
+              <w:rPr>
+                <w:rFonts w:ascii="TH SarabunPSK" w:hAnsi="TH SarabunPSK" w:cs="TH SarabunPSK"/>
+                <w:b/>
+                <w:bCs/>
+                <w:sz w:val="32"/>
+                <w:szCs w:val="32"/>
+                <w:cs/>
+              </w:rPr>
+              <w:t>:</w:t>
+            </w:r>
+            <w:r>
+              <w:rPr>
+                <w:rFonts w:ascii="TH SarabunPSK" w:hAnsi="TH SarabunPSK" w:cs="TH SarabunPSK"/>
+                <w:sz w:val="32"/>
+                <w:szCs w:val="32"/>
+                <w:cs/>
+              </w:rPr>
+              <w:t xml:space="preserve"> </w:t>
+            </w:r>
+            <w:r>
+              <w:rPr>
+                <w:rFonts w:ascii="TH SarabunPSK" w:hAnsi="TH SarabunPSK" w:cs="TH SarabunPSK"/>
+                <w:b/>
+                <w:bCs/>
+                <w:sz w:val="32"/>
+                <w:szCs w:val="32"/>
+                <w:cs/>
+              </w:rPr>
+              <w:t xml:space="preserve"> </w:t>
+            </w:r>
+            <w:r>
+              <w:rPr>
+                <w:rFonts w:ascii="TH SarabunPSK" w:hAnsi="TH SarabunPSK" w:cs="TH SarabunPSK"/>
+                <w:sz w:val="32"/>
+                <w:szCs w:val="32"/>
+                <w:cs/>
+              </w:rPr>
+              <w:t xml:space="preserve"> </w:t>
+            </w:r>
+            <w:r>
+              <w:rPr>
+                <w:rFonts w:ascii="TH SarabunPSK" w:hAnsi="TH SarabunPSK" w:cs="TH SarabunPSK"/>
+                <w:sz w:val="32"/>
+                <w:szCs w:val="32"/>
+                <w:cs/>
+              </w:rPr>
+              <w:t xml:space="preserve"> </w:t>
+            </w:r>
           </w:p>
         </w:tc>
         <w:tc>
           <w:tcPr>
-            <w:tcW w:w="2642" w:type="dxa"/>
+            <w:tcW w:w="2658" w:type="dxa"/>
             <w:tcBorders>
               <w:bottom w:val="dotted" w:sz="4" w:space="0" w:color="auto"/>
             </w:tcBorders>
@@ -1560,62 +1382,67 @@
                 <w:szCs w:val="32"/>
                 <w:cs/>
               </w:rPr>
-              <w:t xml:space="preserve">เพศ </w:t>
-            </w:r>
-            <w:r>
-              <w:rPr>
-                <w:rFonts w:ascii="TH SarabunPSK" w:hAnsi="TH SarabunPSK" w:cs="TH SarabunPSK"/>
-                <w:sz w:val="32"/>
-                <w:szCs w:val="32"/>
-                <w:cs/>
-              </w:rPr>
-              <w:t xml:space="preserve"> </w:t>
-            </w:r>
-            <w:r>
-              <w:rPr>
-                <w:rFonts w:ascii="TH SarabunPSK" w:hAnsi="TH SarabunPSK" w:cs="TH SarabunPSK"/>
-                <w:sz w:val="32"/>
-                <w:szCs w:val="32"/>
-                <w:cs/>
-              </w:rPr>
-              <w:t xml:space="preserve"> </w:t>
-            </w:r>
-            <w:sdt>
-              <w:sdtPr>
-                <w:rPr>
-                  <w:rFonts w:ascii="TH SarabunPSK" w:hAnsi="TH SarabunPSK" w:cs="TH SarabunPSK"/>
-                  <w:sz w:val="32"/>
-                  <w:szCs w:val="32"/>
-                  <w:cs/>
-                </w:rPr>
-                <w:id w:val="230355716"/>
-                <w:placeholder>
-                  <w:docPart w:val="816EB6647FDF4E61A889D66305133BF2"/>
-                </w:placeholder>
-                <w:showingPlcHdr/>
-              </w:sdtPr>
-              <w:sdtContent>
-                <w:r>
-                  <w:rPr>
-                    <w:rStyle w:val="PlaceholderText"/>
-                    <w:rFonts w:ascii="TH SarabunPSK" w:hAnsi="TH SarabunPSK" w:cs="TH SarabunPSK"/>
-                    <w:sz w:val="32"/>
-                    <w:szCs w:val="32"/>
-                  </w:rPr>
-                  <w:t>Click or tap here to enter text.</w:t>
-                </w:r>
-              </w:sdtContent>
-            </w:sdt>
+              <w:t>เพศ</w:t>
+            </w:r>
+            <w:r>
+              <w:rPr>
+                <w:rFonts w:ascii="TH SarabunPSK" w:hAnsi="TH SarabunPSK" w:cs="TH SarabunPSK"/>
+                <w:b/>
+                <w:bCs/>
+                <w:sz w:val="32"/>
+                <w:szCs w:val="32"/>
+                <w:cs/>
+              </w:rPr>
+              <w:t>:</w:t>
+            </w:r>
+            <w:r>
+              <w:rPr>
+                <w:rFonts w:ascii="TH SarabunPSK" w:hAnsi="TH SarabunPSK" w:cs="TH SarabunPSK"/>
+                <w:sz w:val="32"/>
+                <w:szCs w:val="32"/>
+                <w:cs/>
+              </w:rPr>
+              <w:t xml:space="preserve"> </w:t>
+            </w:r>
+            <w:r>
+              <w:rPr>
+                <w:rFonts w:ascii="TH SarabunPSK" w:hAnsi="TH SarabunPSK" w:cs="TH SarabunPSK"/>
+                <w:b/>
+                <w:bCs/>
+                <w:sz w:val="32"/>
+                <w:szCs w:val="32"/>
+                <w:cs/>
+              </w:rPr>
+              <w:t xml:space="preserve"> </w:t>
+            </w:r>
+            <w:r>
+              <w:rPr>
+                <w:rFonts w:ascii="TH SarabunPSK" w:hAnsi="TH SarabunPSK" w:cs="TH SarabunPSK"/>
+                <w:sz w:val="32"/>
+                <w:szCs w:val="32"/>
+                <w:cs/>
+              </w:rPr>
+              <w:t xml:space="preserve"> </w:t>
+            </w:r>
+            <w:r>
+              <w:rPr>
+                <w:rFonts w:ascii="TH SarabunPSK" w:hAnsi="TH SarabunPSK" w:cs="TH SarabunPSK"/>
+                <w:sz w:val="32"/>
+                <w:szCs w:val="32"/>
+                <w:cs/>
+              </w:rPr>
+              <w:t xml:space="preserve"> </w:t>
+            </w:r>
           </w:p>
         </w:tc>
       </w:tr>
       <w:tr>
         <w:trPr>
-          <w:trHeight w:val="127"/>
+          <w:trHeight w:val="131"/>
         </w:trPr>
         <w:tc>
           <w:tcPr>
-            <w:tcW w:w="7950" w:type="dxa"/>
+            <w:tcW w:w="7999" w:type="dxa"/>
             <w:gridSpan w:val="6"/>
             <w:tcBorders>
               <w:bottom w:val="dotted" w:sz="4" w:space="0" w:color="auto"/>
@@ -1645,48 +1472,53 @@
                 <w:szCs w:val="32"/>
                 <w:cs/>
               </w:rPr>
-              <w:t xml:space="preserve">ชนิดตัวอย่าง </w:t>
-            </w:r>
-            <w:r>
-              <w:rPr>
-                <w:rFonts w:ascii="TH SarabunPSK" w:hAnsi="TH SarabunPSK" w:cs="TH SarabunPSK"/>
-                <w:sz w:val="32"/>
-                <w:szCs w:val="32"/>
-                <w:cs/>
-              </w:rPr>
-              <w:t xml:space="preserve"> </w:t>
-            </w:r>
-            <w:sdt>
-              <w:sdtPr>
-                <w:rPr>
-                  <w:rFonts w:ascii="TH SarabunPSK" w:hAnsi="TH SarabunPSK" w:cs="TH SarabunPSK"/>
-                  <w:sz w:val="32"/>
-                  <w:szCs w:val="32"/>
-                  <w:cs/>
-                </w:rPr>
-                <w:id w:val="-256364478"/>
-                <w:placeholder>
-                  <w:docPart w:val="F324D438739C4BFE852FAF24713581BB"/>
-                </w:placeholder>
-                <w:showingPlcHdr/>
-              </w:sdtPr>
-              <w:sdtContent>
-                <w:r>
-                  <w:rPr>
-                    <w:rStyle w:val="PlaceholderText"/>
-                    <w:rFonts w:ascii="TH SarabunPSK" w:hAnsi="TH SarabunPSK" w:cs="TH SarabunPSK"/>
-                    <w:sz w:val="32"/>
-                    <w:szCs w:val="32"/>
-                  </w:rPr>
-                  <w:t>Click or tap here to enter text.</w:t>
-                </w:r>
-              </w:sdtContent>
-            </w:sdt>
+              <w:t>ชนิดตัวอย่าง</w:t>
+            </w:r>
+            <w:r>
+              <w:rPr>
+                <w:rFonts w:ascii="TH SarabunPSK" w:hAnsi="TH SarabunPSK" w:cs="TH SarabunPSK"/>
+                <w:b/>
+                <w:bCs/>
+                <w:sz w:val="32"/>
+                <w:szCs w:val="32"/>
+                <w:cs/>
+              </w:rPr>
+              <w:t>:</w:t>
+            </w:r>
+            <w:r>
+              <w:rPr>
+                <w:rFonts w:ascii="TH SarabunPSK" w:hAnsi="TH SarabunPSK" w:cs="TH SarabunPSK"/>
+                <w:sz w:val="32"/>
+                <w:szCs w:val="32"/>
+                <w:cs/>
+              </w:rPr>
+              <w:t xml:space="preserve"> </w:t>
+            </w:r>
+            <w:r>
+              <w:rPr>
+                <w:rFonts w:ascii="TH SarabunPSK" w:hAnsi="TH SarabunPSK" w:cs="TH SarabunPSK"/>
+                <w:b/>
+                <w:bCs/>
+                <w:sz w:val="32"/>
+                <w:szCs w:val="32"/>
+                <w:cs/>
+              </w:rPr>
+              <w:t xml:space="preserve"> </w:t>
+            </w:r>
+            <w:r>
+              <w:rPr>
+                <w:rFonts w:ascii="TH SarabunPSK" w:hAnsi="TH SarabunPSK" w:cs="TH SarabunPSK"/>
+                <w:sz w:val="32"/>
+                <w:szCs w:val="32"/>
+                <w:cs/>
+              </w:rPr>
+              <w:t xml:space="preserve"> </w:t>
+            </w:r>
           </w:p>
         </w:tc>
         <w:tc>
           <w:tcPr>
-            <w:tcW w:w="2642" w:type="dxa"/>
+            <w:tcW w:w="2658" w:type="dxa"/>
             <w:tcBorders>
               <w:bottom w:val="dotted" w:sz="4" w:space="0" w:color="auto"/>
             </w:tcBorders>
@@ -1726,6 +1558,26 @@
                 <w:szCs w:val="32"/>
                 <w:cs/>
               </w:rPr>
+              <w:t>:</w:t>
+            </w:r>
+            <w:r>
+              <w:rPr>
+                <w:rFonts w:ascii="TH SarabunPSK" w:hAnsi="TH SarabunPSK" w:cs="TH SarabunPSK"/>
+                <w:sz w:val="32"/>
+                <w:szCs w:val="32"/>
+                <w:cs/>
+              </w:rPr>
+              <w:t xml:space="preserve"> </w:t>
+            </w:r>
+            <w:r>
+              <w:rPr>
+                <w:rFonts w:ascii="TH SarabunPSK" w:hAnsi="TH SarabunPSK" w:cs="TH SarabunPSK"/>
+                <w:b/>
+                <w:bCs/>
+                <w:sz w:val="32"/>
+                <w:szCs w:val="32"/>
+                <w:cs/>
+              </w:rPr>
               <w:t xml:space="preserve"> </w:t>
             </w:r>
             <w:r>
@@ -1737,42 +1589,16 @@
               </w:rPr>
               <w:t xml:space="preserve">  </w:t>
             </w:r>
-            <w:sdt>
-              <w:sdtPr>
-                <w:rPr>
-                  <w:rFonts w:ascii="TH SarabunPSK" w:hAnsi="TH SarabunPSK" w:cs="TH SarabunPSK"/>
-                  <w:sz w:val="32"/>
-                  <w:szCs w:val="32"/>
-                  <w:cs/>
-                </w:rPr>
-                <w:id w:val="-531654059"/>
-                <w:placeholder>
-                  <w:docPart w:val="16D542E7CE8442AC83DADB8FEFAD2603"/>
-                </w:placeholder>
-                <w:showingPlcHdr/>
-              </w:sdtPr>
-              <w:sdtContent>
-                <w:r>
-                  <w:rPr>
-                    <w:rStyle w:val="PlaceholderText"/>
-                    <w:rFonts w:ascii="TH SarabunPSK" w:hAnsi="TH SarabunPSK" w:cs="TH SarabunPSK"/>
-                    <w:sz w:val="32"/>
-                    <w:szCs w:val="32"/>
-                  </w:rPr>
-                  <w:t>Click or tap here to enter text.</w:t>
-                </w:r>
-              </w:sdtContent>
-            </w:sdt>
           </w:p>
         </w:tc>
       </w:tr>
       <w:tr>
         <w:trPr>
-          <w:trHeight w:val="1935"/>
+          <w:trHeight w:val="2003"/>
         </w:trPr>
         <w:tc>
           <w:tcPr>
-            <w:tcW w:w="10592" w:type="dxa"/>
+            <w:tcW w:w="10657" w:type="dxa"/>
             <w:gridSpan w:val="7"/>
             <w:tcBorders>
               <w:bottom w:val="nil"/>
@@ -1936,11 +1762,11 @@
       </w:tr>
       <w:tr>
         <w:trPr>
-          <w:trHeight w:val="31"/>
+          <w:trHeight w:val="32"/>
         </w:trPr>
         <w:tc>
           <w:tcPr>
-            <w:tcW w:w="10592" w:type="dxa"/>
+            <w:tcW w:w="10657" w:type="dxa"/>
             <w:gridSpan w:val="7"/>
             <w:tcBorders>
               <w:top w:val="nil"/>
@@ -1961,11 +1787,11 @@
       </w:tr>
       <w:tr>
         <w:trPr>
-          <w:trHeight w:val="31"/>
+          <w:trHeight w:val="32"/>
         </w:trPr>
         <w:tc>
           <w:tcPr>
-            <w:tcW w:w="10592" w:type="dxa"/>
+            <w:tcW w:w="10657" w:type="dxa"/>
             <w:gridSpan w:val="7"/>
             <w:tcBorders>
               <w:top w:val="dotted" w:sz="4" w:space="0" w:color="auto"/>
@@ -2013,11 +1839,11 @@
       </w:tr>
       <w:tr>
         <w:trPr>
-          <w:trHeight w:val="31"/>
+          <w:trHeight w:val="32"/>
         </w:trPr>
         <w:tc>
           <w:tcPr>
-            <w:tcW w:w="5296" w:type="dxa"/>
+            <w:tcW w:w="5328" w:type="dxa"/>
             <w:gridSpan w:val="4"/>
             <w:tcBorders>
               <w:top w:val="dotted" w:sz="4" w:space="0" w:color="000000" w:themeColor="text1"/>
@@ -2056,58 +1882,11 @@
                 <w:rFonts w:ascii="TH SarabunPSK" w:hAnsi="TH SarabunPSK" w:cs="TH SarabunPSK"/>
               </w:rPr>
             </w:pPr>
-            <w:r>
-              <w:rPr>
-                <w:rFonts w:ascii="TH SarabunPSK" w:hAnsi="TH SarabunPSK" w:cs="TH SarabunPSK"/>
-                <w:noProof/>
-              </w:rPr>
-              <w:drawing>
-                <wp:inline distT="0" distB="0" distL="0" distR="0" wp14:anchorId="3A282A57" wp14:editId="085946D6">
-                  <wp:extent cx="880918" cy="533400"/>
-                  <wp:effectExtent l="0" t="0" r="0" b="0"/>
-                  <wp:docPr id="1609609403" name="Picture 1609609403"/>
-                  <wp:cNvGraphicFramePr>
-                    <a:graphicFrameLocks xmlns:a="http://schemas.openxmlformats.org/drawingml/2006/main" noChangeAspect="1"/>
-                  </wp:cNvGraphicFramePr>
-                  <a:graphic xmlns:a="http://schemas.openxmlformats.org/drawingml/2006/main">
-                    <a:graphicData uri="http://schemas.openxmlformats.org/drawingml/2006/picture">
-                      <pic:pic xmlns:pic="http://schemas.openxmlformats.org/drawingml/2006/picture">
-                        <pic:nvPicPr>
-                          <pic:cNvPr id="0" name=""/>
-                          <pic:cNvPicPr/>
-                        </pic:nvPicPr>
-                        <pic:blipFill>
-                          <a:blip r:embed="rId7">
-                            <a:extLst>
-                              <a:ext uri="{28A0092B-C50C-407E-A947-70E740481C1C}">
-                                <a14:useLocalDpi xmlns:a14="http://schemas.microsoft.com/office/drawing/2010/main" val="0"/>
-                              </a:ext>
-                            </a:extLst>
-                          </a:blip>
-                          <a:stretch>
-                            <a:fillRect/>
-                          </a:stretch>
-                        </pic:blipFill>
-                        <pic:spPr>
-                          <a:xfrm>
-                            <a:off x="0" y="0"/>
-                            <a:ext cx="880918" cy="533400"/>
-                          </a:xfrm>
-                          <a:prstGeom prst="rect">
-                            <a:avLst/>
-                          </a:prstGeom>
-                        </pic:spPr>
-                      </pic:pic>
-                    </a:graphicData>
-                  </a:graphic>
-                </wp:inline>
-              </w:drawing>
-            </w:r>
           </w:p>
         </w:tc>
         <w:tc>
           <w:tcPr>
-            <w:tcW w:w="5296" w:type="dxa"/>
+            <w:tcW w:w="5328" w:type="dxa"/>
             <w:gridSpan w:val="3"/>
             <w:tcBorders>
               <w:top w:val="dotted" w:sz="4" w:space="0" w:color="000000" w:themeColor="text1"/>
@@ -2151,56 +1930,16 @@
                 <w:cs/>
               </w:rPr>
             </w:pPr>
-            <w:r>
-              <w:rPr>
-                <w:noProof/>
-              </w:rPr>
-              <w:drawing>
-                <wp:inline distT="0" distB="0" distL="0" distR="0" wp14:anchorId="4E934D12" wp14:editId="60B1BD33">
-                  <wp:extent cx="1332149" cy="431800"/>
-                  <wp:effectExtent l="0" t="0" r="1905" b="6350"/>
-                  <wp:docPr id="8" name="Picture 8"/>
-                  <wp:cNvGraphicFramePr>
-                    <a:graphicFrameLocks xmlns:a="http://schemas.openxmlformats.org/drawingml/2006/main" noChangeAspect="1"/>
-                  </wp:cNvGraphicFramePr>
-                  <a:graphic xmlns:a="http://schemas.openxmlformats.org/drawingml/2006/main">
-                    <a:graphicData uri="http://schemas.openxmlformats.org/drawingml/2006/picture">
-                      <pic:pic xmlns:pic="http://schemas.openxmlformats.org/drawingml/2006/picture">
-                        <pic:nvPicPr>
-                          <pic:cNvPr id="0" name=""/>
-                          <pic:cNvPicPr/>
-                        </pic:nvPicPr>
-                        <pic:blipFill>
-                          <a:blip r:embed="rId8"/>
-                          <a:stretch>
-                            <a:fillRect/>
-                          </a:stretch>
-                        </pic:blipFill>
-                        <pic:spPr>
-                          <a:xfrm>
-                            <a:off x="0" y="0"/>
-                            <a:ext cx="1337606" cy="433569"/>
-                          </a:xfrm>
-                          <a:prstGeom prst="rect">
-                            <a:avLst/>
-                          </a:prstGeom>
-                        </pic:spPr>
-                      </pic:pic>
-                    </a:graphicData>
-                  </a:graphic>
-                </wp:inline>
-              </w:drawing>
-            </w:r>
           </w:p>
         </w:tc>
       </w:tr>
       <w:tr>
         <w:trPr>
-          <w:trHeight w:val="31"/>
+          <w:trHeight w:val="32"/>
         </w:trPr>
         <w:tc>
           <w:tcPr>
-            <w:tcW w:w="5296" w:type="dxa"/>
+            <w:tcW w:w="5328" w:type="dxa"/>
             <w:gridSpan w:val="4"/>
             <w:tcBorders>
               <w:top w:val="nil"/>
@@ -2221,54 +1960,11 @@
                 <w:cs/>
               </w:rPr>
             </w:pPr>
-            <w:r>
-              <w:rPr>
-                <w:rFonts w:ascii="TH SarabunPSK" w:hAnsi="TH SarabunPSK" w:cs="TH SarabunPSK"/>
-                <w:sz w:val="32"/>
-                <w:szCs w:val="32"/>
-                <w:cs/>
-              </w:rPr>
-              <w:t>(</w:t>
-            </w:r>
-            <w:sdt>
-              <w:sdtPr>
-                <w:rPr>
-                  <w:rFonts w:ascii="TH SarabunPSK" w:hAnsi="TH SarabunPSK" w:cs="TH SarabunPSK"/>
-                  <w:sz w:val="32"/>
-                  <w:szCs w:val="32"/>
-                  <w:cs/>
-                </w:rPr>
-                <w:id w:val="2008555706"/>
-                <w:placeholder>
-                  <w:docPart w:val="8A8E5FA45BFB4098BE3BA1507EDF9EEA"/>
-                </w:placeholder>
-              </w:sdtPr>
-              <w:sdtContent>
-                <w:r>
-                  <w:rPr>
-                    <w:rFonts w:ascii="TH SarabunPSK" w:hAnsi="TH SarabunPSK" w:cs="TH SarabunPSK" w:hint="cs"/>
-                    <w:sz w:val="32"/>
-                    <w:szCs w:val="32"/>
-                    <w:cs/>
-                  </w:rPr>
-                  <w:t>น.ส.ธัญญา  วรินทร์รักษ์</w:t>
-                </w:r>
-              </w:sdtContent>
-            </w:sdt>
-            <w:r>
-              <w:rPr>
-                <w:rFonts w:ascii="TH SarabunPSK" w:hAnsi="TH SarabunPSK" w:cs="TH SarabunPSK"/>
-                <w:sz w:val="32"/>
-                <w:szCs w:val="32"/>
-                <w:cs/>
-              </w:rPr>
-              <w:t>)</w:t>
-            </w:r>
           </w:p>
         </w:tc>
         <w:tc>
           <w:tcPr>
-            <w:tcW w:w="5296" w:type="dxa"/>
+            <w:tcW w:w="5328" w:type="dxa"/>
             <w:gridSpan w:val="3"/>
             <w:tcBorders>
               <w:top w:val="nil"/>
@@ -2289,59 +1985,16 @@
                 <w:cs/>
               </w:rPr>
             </w:pPr>
-            <w:r>
-              <w:rPr>
-                <w:rFonts w:ascii="TH SarabunPSK" w:hAnsi="TH SarabunPSK" w:cs="TH SarabunPSK"/>
-                <w:sz w:val="32"/>
-                <w:szCs w:val="32"/>
-                <w:cs/>
-              </w:rPr>
-              <w:t xml:space="preserve">( </w:t>
-            </w:r>
-            <w:sdt>
-              <w:sdtPr>
-                <w:rPr>
-                  <w:rFonts w:ascii="TH SarabunPSK" w:hAnsi="TH SarabunPSK" w:cs="TH SarabunPSK"/>
-                  <w:sz w:val="32"/>
-                  <w:szCs w:val="32"/>
-                  <w:cs/>
-                </w:rPr>
-                <w:id w:val="-1808305801"/>
-                <w:placeholder>
-                  <w:docPart w:val="91744F87115A4E75AA24F8CCECE906C7"/>
-                </w:placeholder>
-              </w:sdtPr>
-              <w:sdtContent>
-                <w:r>
-                  <w:rPr>
-                    <w:rFonts w:ascii="TH SarabunPSK" w:hAnsi="TH SarabunPSK" w:cs="TH SarabunPSK" w:hint="cs"/>
-                    <w:sz w:val="32"/>
-                    <w:szCs w:val="32"/>
-                    <w:cs/>
-                  </w:rPr>
-                  <w:t>ผศ.ดร.กัญญ์ฤทัย  วงศ์ษาวรรณ</w:t>
-                </w:r>
-              </w:sdtContent>
-            </w:sdt>
-            <w:r>
-              <w:rPr>
-                <w:rFonts w:ascii="TH SarabunPSK" w:hAnsi="TH SarabunPSK" w:cs="TH SarabunPSK"/>
-                <w:sz w:val="32"/>
-                <w:szCs w:val="32"/>
-                <w:cs/>
-              </w:rPr>
-              <w:t xml:space="preserve"> )</w:t>
-            </w:r>
           </w:p>
         </w:tc>
       </w:tr>
       <w:tr>
         <w:trPr>
-          <w:trHeight w:val="78"/>
+          <w:trHeight w:val="669"/>
         </w:trPr>
         <w:tc>
           <w:tcPr>
-            <w:tcW w:w="5296" w:type="dxa"/>
+            <w:tcW w:w="5328" w:type="dxa"/>
             <w:gridSpan w:val="4"/>
             <w:tcBorders>
               <w:top w:val="nil"/>
@@ -2360,20 +2013,11 @@
                 <w:cs/>
               </w:rPr>
             </w:pPr>
-            <w:r>
-              <w:rPr>
-                <w:rFonts w:ascii="TH SarabunPSK" w:hAnsi="TH SarabunPSK" w:cs="TH SarabunPSK"/>
-                <w:sz w:val="32"/>
-                <w:szCs w:val="32"/>
-                <w:cs/>
-              </w:rPr>
-              <w:t>นักวิทยาศาสตร์</w:t>
-            </w:r>
           </w:p>
         </w:tc>
         <w:tc>
           <w:tcPr>
-            <w:tcW w:w="5296" w:type="dxa"/>
+            <w:tcW w:w="5328" w:type="dxa"/>
             <w:gridSpan w:val="3"/>
             <w:tcBorders>
               <w:top w:val="nil"/>
@@ -2392,15 +2036,6 @@
                 <w:cs/>
               </w:rPr>
             </w:pPr>
-            <w:r>
-              <w:rPr>
-                <w:rFonts w:ascii="TH SarabunPSK" w:hAnsi="TH SarabunPSK" w:cs="TH SarabunPSK"/>
-                <w:sz w:val="32"/>
-                <w:szCs w:val="32"/>
-                <w:cs/>
-              </w:rPr>
-              <w:t>อาจารย์ประจำห้องปฏิบัติการ</w:t>
-            </w:r>
           </w:p>
         </w:tc>
       </w:tr>
@@ -2413,10 +2048,10 @@
       </w:pPr>
     </w:p>
     <w:sectPr>
-      <w:headerReference w:type="even" r:id="rId9"/>
-      <w:headerReference w:type="default" r:id="rId10"/>
-      <w:footerReference w:type="default" r:id="rId11"/>
-      <w:headerReference w:type="first" r:id="rId12"/>
+      <w:headerReference w:type="even" r:id="rId7"/>
+      <w:headerReference w:type="default" r:id="rId8"/>
+      <w:footerReference w:type="default" r:id="rId9"/>
+      <w:headerReference w:type="first" r:id="rId10"/>
       <w:pgSz w:w="11906" w:h="16838"/>
       <w:pgMar w:top="1916" w:right="1440" w:bottom="851" w:left="1440" w:header="283" w:footer="516" w:gutter="0"/>
       <w:cols w:space="708"/>
@@ -3297,1348 +2932,6 @@
 </w:styles>
 </file>
 
-<file path=word/glossary/document.xml><?xml version="1.0" encoding="utf-8"?>
-<w:glossaryDocument xmlns:wpc="http://schemas.microsoft.com/office/word/2010/wordprocessingCanvas" xmlns:cx="http://schemas.microsoft.com/office/drawing/2014/chartex" xmlns:cx1="http://schemas.microsoft.com/office/drawing/2015/9/8/chartex" xmlns:cx2="http://schemas.microsoft.com/office/drawing/2015/10/21/chartex" xmlns:cx3="http://schemas.microsoft.com/office/drawing/2016/5/9/chartex" xmlns:cx4="http://schemas.microsoft.com/office/drawing/2016/5/10/chartex" xmlns:cx5="http://schemas.microsoft.com/office/drawing/2016/5/11/chartex" xmlns:cx6="http://schemas.microsoft.com/office/drawing/2016/5/12/chartex" xmlns:cx7="http://schemas.microsoft.com/office/drawing/2016/5/13/chartex" xmlns:cx8="http://schemas.microsoft.com/office/drawing/2016/5/14/chartex" xmlns:mc="http://schemas.openxmlformats.org/markup-compatibility/2006" xmlns:aink="http://schemas.microsoft.com/office/drawing/2016/ink" xmlns:am3d="http://schemas.microsoft.com/office/drawing/2017/model3d" xmlns:o="urn:schemas-microsoft-com:office:office" xmlns:oel="http://schemas.microsoft.com/office/2019/extlst" xmlns:r="http://schemas.openxmlformats.org/officeDocument/2006/relationships" xmlns:m="http://schemas.openxmlformats.org/officeDocument/2006/math" xmlns:v="urn:schemas-microsoft-com:vml" xmlns:wp14="http://schemas.microsoft.com/office/word/2010/wordprocessingDrawing" xmlns:wp="http://schemas.openxmlformats.org/drawingml/2006/wordprocessingDrawing" xmlns:w10="urn:schemas-microsoft-com:office:word" xmlns:w="http://schemas.openxmlformats.org/wordprocessingml/2006/main" xmlns:w14="http://schemas.microsoft.com/office/word/2010/wordml" xmlns:w15="http://schemas.microsoft.com/office/word/2012/wordml" xmlns:w16cex="http://schemas.microsoft.com/office/word/2018/wordml/cex" xmlns:w16cid="http://schemas.microsoft.com/office/word/2016/wordml/cid" xmlns:w16="http://schemas.microsoft.com/office/word/2018/wordml" xmlns:w16du="http://schemas.microsoft.com/office/word/2023/wordml/word16du" xmlns:w16sdtdh="http://schemas.microsoft.com/office/word/2020/wordml/sdtdatahash" xmlns:w16sdtfl="http://schemas.microsoft.com/office/word/2024/wordml/sdtformatlock" xmlns:w16se="http://schemas.microsoft.com/office/word/2015/wordml/symex" xmlns:wpg="http://schemas.microsoft.com/office/word/2010/wordprocessingGroup" xmlns:wpi="http://schemas.microsoft.com/office/word/2010/wordprocessingInk" xmlns:wne="http://schemas.microsoft.com/office/word/2006/wordml" xmlns:wps="http://schemas.microsoft.com/office/word/2010/wordprocessingShape" mc:Ignorable="w14 w15 w16se w16cid w16 w16cex w16sdtdh w16sdtfl w16du wp14">
-  <w:docParts>
-    <w:docPart>
-      <w:docPartPr>
-        <w:name w:val="8A8E5FA45BFB4098BE3BA1507EDF9EEA"/>
-        <w:category>
-          <w:name w:val="General"/>
-          <w:gallery w:val="placeholder"/>
-        </w:category>
-        <w:types>
-          <w:type w:val="bbPlcHdr"/>
-        </w:types>
-        <w:behaviors>
-          <w:behavior w:val="content"/>
-        </w:behaviors>
-        <w:guid w:val="{CB06E8E4-1B96-484C-AC20-C94DC40E5C5F}"/>
-      </w:docPartPr>
-      <w:docPartBody>
-        <w:p>
-          <w:pPr>
-            <w:pStyle w:val="8A8E5FA45BFB4098BE3BA1507EDF9EEA"/>
-          </w:pPr>
-          <w:r>
-            <w:rPr>
-              <w:rStyle w:val="PlaceholderText"/>
-            </w:rPr>
-            <w:t>Click or tap here to enter text.</w:t>
-          </w:r>
-        </w:p>
-      </w:docPartBody>
-    </w:docPart>
-    <w:docPart>
-      <w:docPartPr>
-        <w:name w:val="91744F87115A4E75AA24F8CCECE906C7"/>
-        <w:category>
-          <w:name w:val="General"/>
-          <w:gallery w:val="placeholder"/>
-        </w:category>
-        <w:types>
-          <w:type w:val="bbPlcHdr"/>
-        </w:types>
-        <w:behaviors>
-          <w:behavior w:val="content"/>
-        </w:behaviors>
-        <w:guid w:val="{E6065128-E634-4B79-BF94-93119B1638A3}"/>
-      </w:docPartPr>
-      <w:docPartBody>
-        <w:p>
-          <w:pPr>
-            <w:pStyle w:val="91744F87115A4E75AA24F8CCECE906C7"/>
-          </w:pPr>
-          <w:r>
-            <w:rPr>
-              <w:rStyle w:val="PlaceholderText"/>
-            </w:rPr>
-            <w:t>Click or tap here to enter text.</w:t>
-          </w:r>
-        </w:p>
-      </w:docPartBody>
-    </w:docPart>
-    <w:docPart>
-      <w:docPartPr>
-        <w:name w:val="3722D7BFAB8B41E5962C908B4CA82876"/>
-        <w:category>
-          <w:name w:val="General"/>
-          <w:gallery w:val="placeholder"/>
-        </w:category>
-        <w:types>
-          <w:type w:val="bbPlcHdr"/>
-        </w:types>
-        <w:behaviors>
-          <w:behavior w:val="content"/>
-        </w:behaviors>
-        <w:guid w:val="{89840676-2593-48E8-A5BB-FB78162B6A90}"/>
-      </w:docPartPr>
-      <w:docPartBody>
-        <w:p>
-          <w:pPr>
-            <w:pStyle w:val="3722D7BFAB8B41E5962C908B4CA82876"/>
-          </w:pPr>
-          <w:r>
-            <w:rPr>
-              <w:rStyle w:val="PlaceholderText"/>
-            </w:rPr>
-            <w:t>Click or tap to enter a date.</w:t>
-          </w:r>
-        </w:p>
-      </w:docPartBody>
-    </w:docPart>
-    <w:docPart>
-      <w:docPartPr>
-        <w:name w:val="6394229BFDC14154985BFA613D4B6F3C"/>
-        <w:category>
-          <w:name w:val="General"/>
-          <w:gallery w:val="placeholder"/>
-        </w:category>
-        <w:types>
-          <w:type w:val="bbPlcHdr"/>
-        </w:types>
-        <w:behaviors>
-          <w:behavior w:val="content"/>
-        </w:behaviors>
-        <w:guid w:val="{1B738B7F-1CBB-4CCE-AF5D-34DA54E9D59D}"/>
-      </w:docPartPr>
-      <w:docPartBody>
-        <w:p>
-          <w:pPr>
-            <w:pStyle w:val="6394229BFDC14154985BFA613D4B6F3C"/>
-          </w:pPr>
-          <w:r>
-            <w:rPr>
-              <w:rStyle w:val="PlaceholderText"/>
-            </w:rPr>
-            <w:t>Click or tap here to enter text.</w:t>
-          </w:r>
-        </w:p>
-      </w:docPartBody>
-    </w:docPart>
-    <w:docPart>
-      <w:docPartPr>
-        <w:name w:val="5C29B1A27BFF4B178B9D59BFED6AB206"/>
-        <w:category>
-          <w:name w:val="General"/>
-          <w:gallery w:val="placeholder"/>
-        </w:category>
-        <w:types>
-          <w:type w:val="bbPlcHdr"/>
-        </w:types>
-        <w:behaviors>
-          <w:behavior w:val="content"/>
-        </w:behaviors>
-        <w:guid w:val="{D12CD50B-3E74-4D58-95A0-B81EA086C7E8}"/>
-      </w:docPartPr>
-      <w:docPartBody>
-        <w:p>
-          <w:pPr>
-            <w:pStyle w:val="5C29B1A27BFF4B178B9D59BFED6AB206"/>
-          </w:pPr>
-          <w:r>
-            <w:rPr>
-              <w:rStyle w:val="PlaceholderText"/>
-            </w:rPr>
-            <w:t>Click or tap here to enter text.</w:t>
-          </w:r>
-        </w:p>
-      </w:docPartBody>
-    </w:docPart>
-    <w:docPart>
-      <w:docPartPr>
-        <w:name w:val="6E3AA3BD29D94B8ABFC74FC464E205FC"/>
-        <w:category>
-          <w:name w:val="General"/>
-          <w:gallery w:val="placeholder"/>
-        </w:category>
-        <w:types>
-          <w:type w:val="bbPlcHdr"/>
-        </w:types>
-        <w:behaviors>
-          <w:behavior w:val="content"/>
-        </w:behaviors>
-        <w:guid w:val="{97AEEFD6-2F9B-4DC1-8F4E-286C2A330841}"/>
-      </w:docPartPr>
-      <w:docPartBody>
-        <w:p>
-          <w:pPr>
-            <w:pStyle w:val="6E3AA3BD29D94B8ABFC74FC464E205FC"/>
-          </w:pPr>
-          <w:r>
-            <w:rPr>
-              <w:rStyle w:val="PlaceholderText"/>
-            </w:rPr>
-            <w:t>Click or tap here to enter text.</w:t>
-          </w:r>
-        </w:p>
-      </w:docPartBody>
-    </w:docPart>
-    <w:docPart>
-      <w:docPartPr>
-        <w:name w:val="816EB6647FDF4E61A889D66305133BF2"/>
-        <w:category>
-          <w:name w:val="General"/>
-          <w:gallery w:val="placeholder"/>
-        </w:category>
-        <w:types>
-          <w:type w:val="bbPlcHdr"/>
-        </w:types>
-        <w:behaviors>
-          <w:behavior w:val="content"/>
-        </w:behaviors>
-        <w:guid w:val="{D1FCD27D-BDC1-4A44-ACC7-167548A374B2}"/>
-      </w:docPartPr>
-      <w:docPartBody>
-        <w:p>
-          <w:pPr>
-            <w:pStyle w:val="816EB6647FDF4E61A889D66305133BF2"/>
-          </w:pPr>
-          <w:r>
-            <w:rPr>
-              <w:rStyle w:val="PlaceholderText"/>
-            </w:rPr>
-            <w:t>Click or tap here to enter text.</w:t>
-          </w:r>
-        </w:p>
-      </w:docPartBody>
-    </w:docPart>
-    <w:docPart>
-      <w:docPartPr>
-        <w:name w:val="6D6C56D5D7E84C9C9A9A2A75505D931E"/>
-        <w:category>
-          <w:name w:val="General"/>
-          <w:gallery w:val="placeholder"/>
-        </w:category>
-        <w:types>
-          <w:type w:val="bbPlcHdr"/>
-        </w:types>
-        <w:behaviors>
-          <w:behavior w:val="content"/>
-        </w:behaviors>
-        <w:guid w:val="{161FB704-E9D6-4A78-B1FE-D0FD58D99002}"/>
-      </w:docPartPr>
-      <w:docPartBody>
-        <w:p>
-          <w:pPr>
-            <w:pStyle w:val="6D6C56D5D7E84C9C9A9A2A75505D931E"/>
-          </w:pPr>
-          <w:r>
-            <w:rPr>
-              <w:rStyle w:val="PlaceholderText"/>
-            </w:rPr>
-            <w:t>Click or tap here to enter text.</w:t>
-          </w:r>
-        </w:p>
-      </w:docPartBody>
-    </w:docPart>
-    <w:docPart>
-      <w:docPartPr>
-        <w:name w:val="F8FA11E6197648D995D228471ED42F99"/>
-        <w:category>
-          <w:name w:val="General"/>
-          <w:gallery w:val="placeholder"/>
-        </w:category>
-        <w:types>
-          <w:type w:val="bbPlcHdr"/>
-        </w:types>
-        <w:behaviors>
-          <w:behavior w:val="content"/>
-        </w:behaviors>
-        <w:guid w:val="{4131813F-C48F-4C00-A75B-2D88A8235BC1}"/>
-      </w:docPartPr>
-      <w:docPartBody>
-        <w:p>
-          <w:pPr>
-            <w:pStyle w:val="F8FA11E6197648D995D228471ED42F99"/>
-          </w:pPr>
-          <w:r>
-            <w:rPr>
-              <w:rStyle w:val="PlaceholderText"/>
-            </w:rPr>
-            <w:t>Click or tap to enter a date.</w:t>
-          </w:r>
-        </w:p>
-      </w:docPartBody>
-    </w:docPart>
-    <w:docPart>
-      <w:docPartPr>
-        <w:name w:val="B379B13691B34372B7B353C9A497DFF5"/>
-        <w:category>
-          <w:name w:val="General"/>
-          <w:gallery w:val="placeholder"/>
-        </w:category>
-        <w:types>
-          <w:type w:val="bbPlcHdr"/>
-        </w:types>
-        <w:behaviors>
-          <w:behavior w:val="content"/>
-        </w:behaviors>
-        <w:guid w:val="{7E8F8C72-63F5-484D-BA93-5BE37985B8A5}"/>
-      </w:docPartPr>
-      <w:docPartBody>
-        <w:p>
-          <w:pPr>
-            <w:pStyle w:val="B379B13691B34372B7B353C9A497DFF5"/>
-          </w:pPr>
-          <w:r>
-            <w:rPr>
-              <w:rStyle w:val="PlaceholderText"/>
-            </w:rPr>
-            <w:t>Click or tap to enter a date.</w:t>
-          </w:r>
-        </w:p>
-      </w:docPartBody>
-    </w:docPart>
-    <w:docPart>
-      <w:docPartPr>
-        <w:name w:val="F324D438739C4BFE852FAF24713581BB"/>
-        <w:category>
-          <w:name w:val="General"/>
-          <w:gallery w:val="placeholder"/>
-        </w:category>
-        <w:types>
-          <w:type w:val="bbPlcHdr"/>
-        </w:types>
-        <w:behaviors>
-          <w:behavior w:val="content"/>
-        </w:behaviors>
-        <w:guid w:val="{50FC1E53-B29C-4ABC-B3AC-8B3F29E37E4E}"/>
-      </w:docPartPr>
-      <w:docPartBody>
-        <w:p>
-          <w:pPr>
-            <w:pStyle w:val="F324D438739C4BFE852FAF24713581BB"/>
-          </w:pPr>
-          <w:r>
-            <w:rPr>
-              <w:rStyle w:val="PlaceholderText"/>
-            </w:rPr>
-            <w:t>Click or tap here to enter text.</w:t>
-          </w:r>
-        </w:p>
-      </w:docPartBody>
-    </w:docPart>
-    <w:docPart>
-      <w:docPartPr>
-        <w:name w:val="16D542E7CE8442AC83DADB8FEFAD2603"/>
-        <w:category>
-          <w:name w:val="General"/>
-          <w:gallery w:val="placeholder"/>
-        </w:category>
-        <w:types>
-          <w:type w:val="bbPlcHdr"/>
-        </w:types>
-        <w:behaviors>
-          <w:behavior w:val="content"/>
-        </w:behaviors>
-        <w:guid w:val="{6629E820-E5E2-488F-ACC6-5BF9EA303AF2}"/>
-      </w:docPartPr>
-      <w:docPartBody>
-        <w:p>
-          <w:pPr>
-            <w:pStyle w:val="16D542E7CE8442AC83DADB8FEFAD2603"/>
-          </w:pPr>
-          <w:r>
-            <w:rPr>
-              <w:rStyle w:val="PlaceholderText"/>
-            </w:rPr>
-            <w:t>Click or tap here to enter text.</w:t>
-          </w:r>
-        </w:p>
-      </w:docPartBody>
-    </w:docPart>
-    <w:docPart>
-      <w:docPartPr>
-        <w:name w:val="E8B9E5264C194333B65CABCA0E09411C"/>
-        <w:category>
-          <w:name w:val="General"/>
-          <w:gallery w:val="placeholder"/>
-        </w:category>
-        <w:types>
-          <w:type w:val="bbPlcHdr"/>
-        </w:types>
-        <w:behaviors>
-          <w:behavior w:val="content"/>
-        </w:behaviors>
-        <w:guid w:val="{27E9A5AD-2E4F-4142-B21C-C94B9AD00132}"/>
-      </w:docPartPr>
-      <w:docPartBody>
-        <w:p>
-          <w:pPr>
-            <w:pStyle w:val="E8B9E5264C194333B65CABCA0E09411C"/>
-          </w:pPr>
-          <w:r>
-            <w:rPr>
-              <w:rStyle w:val="PlaceholderText"/>
-            </w:rPr>
-            <w:t>Click or tap here to enter text.</w:t>
-          </w:r>
-        </w:p>
-      </w:docPartBody>
-    </w:docPart>
-    <w:docPart>
-      <w:docPartPr>
-        <w:name w:val="EFF5C5F84F334EACB4CFBB7794681C33"/>
-        <w:category>
-          <w:name w:val="General"/>
-          <w:gallery w:val="placeholder"/>
-        </w:category>
-        <w:types>
-          <w:type w:val="bbPlcHdr"/>
-        </w:types>
-        <w:behaviors>
-          <w:behavior w:val="content"/>
-        </w:behaviors>
-        <w:guid w:val="{93306EDD-E30B-475F-BD44-D915A7006397}"/>
-      </w:docPartPr>
-      <w:docPartBody>
-        <w:p>
-          <w:pPr>
-            <w:pStyle w:val="EFF5C5F84F334EACB4CFBB7794681C33"/>
-          </w:pPr>
-          <w:r>
-            <w:rPr>
-              <w:rStyle w:val="PlaceholderText"/>
-            </w:rPr>
-            <w:t>Click or tap here to enter text.</w:t>
-          </w:r>
-        </w:p>
-      </w:docPartBody>
-    </w:docPart>
-    <w:docPart>
-      <w:docPartPr>
-        <w:name w:val="3BAF8FB31194441783E76ACD99AAED71"/>
-        <w:category>
-          <w:name w:val="General"/>
-          <w:gallery w:val="placeholder"/>
-        </w:category>
-        <w:types>
-          <w:type w:val="bbPlcHdr"/>
-        </w:types>
-        <w:behaviors>
-          <w:behavior w:val="content"/>
-        </w:behaviors>
-        <w:guid w:val="{F7D93D2C-C958-4EFC-8711-649030B31EDE}"/>
-      </w:docPartPr>
-      <w:docPartBody>
-        <w:p>
-          <w:pPr>
-            <w:pStyle w:val="3BAF8FB31194441783E76ACD99AAED71"/>
-          </w:pPr>
-          <w:r>
-            <w:rPr>
-              <w:rStyle w:val="PlaceholderText"/>
-            </w:rPr>
-            <w:t>Click or tap here to enter text.</w:t>
-          </w:r>
-        </w:p>
-      </w:docPartBody>
-    </w:docPart>
-    <w:docPart>
-      <w:docPartPr>
-        <w:name w:val="F048DD70A8B34523A8FCE5CBE81ED1BF"/>
-        <w:category>
-          <w:name w:val="General"/>
-          <w:gallery w:val="placeholder"/>
-        </w:category>
-        <w:types>
-          <w:type w:val="bbPlcHdr"/>
-        </w:types>
-        <w:behaviors>
-          <w:behavior w:val="content"/>
-        </w:behaviors>
-        <w:guid w:val="{564A4CCE-357A-45F4-83DC-27B22DD22407}"/>
-      </w:docPartPr>
-      <w:docPartBody>
-        <w:p>
-          <w:pPr>
-            <w:pStyle w:val="F048DD70A8B34523A8FCE5CBE81ED1BF"/>
-          </w:pPr>
-          <w:r>
-            <w:rPr>
-              <w:rStyle w:val="PlaceholderText"/>
-            </w:rPr>
-            <w:t>Click or tap here to enter text.</w:t>
-          </w:r>
-        </w:p>
-      </w:docPartBody>
-    </w:docPart>
-    <w:docPart>
-      <w:docPartPr>
-        <w:name w:val="67FB11F40D824018A41DBA445E91E6D5"/>
-        <w:category>
-          <w:name w:val="General"/>
-          <w:gallery w:val="placeholder"/>
-        </w:category>
-        <w:types>
-          <w:type w:val="bbPlcHdr"/>
-        </w:types>
-        <w:behaviors>
-          <w:behavior w:val="content"/>
-        </w:behaviors>
-        <w:guid w:val="{EE12CCFD-CE8D-43B8-A930-D57CA9CC0227}"/>
-      </w:docPartPr>
-      <w:docPartBody>
-        <w:p>
-          <w:pPr>
-            <w:pStyle w:val="67FB11F40D824018A41DBA445E91E6D5"/>
-          </w:pPr>
-          <w:r>
-            <w:rPr>
-              <w:rStyle w:val="PlaceholderText"/>
-            </w:rPr>
-            <w:t>Click or tap here to enter text.</w:t>
-          </w:r>
-        </w:p>
-      </w:docPartBody>
-    </w:docPart>
-    <w:docPart>
-      <w:docPartPr>
-        <w:name w:val="6FDCB2D313B24242A6A320D9AB74BC57"/>
-        <w:category>
-          <w:name w:val="General"/>
-          <w:gallery w:val="placeholder"/>
-        </w:category>
-        <w:types>
-          <w:type w:val="bbPlcHdr"/>
-        </w:types>
-        <w:behaviors>
-          <w:behavior w:val="content"/>
-        </w:behaviors>
-        <w:guid w:val="{E791D75D-6F71-471F-A54A-EF441DA508E7}"/>
-      </w:docPartPr>
-      <w:docPartBody>
-        <w:p>
-          <w:pPr>
-            <w:pStyle w:val="6FDCB2D313B24242A6A320D9AB74BC57"/>
-          </w:pPr>
-          <w:r>
-            <w:rPr>
-              <w:rStyle w:val="PlaceholderText"/>
-            </w:rPr>
-            <w:t>Click or tap here to enter text.</w:t>
-          </w:r>
-        </w:p>
-      </w:docPartBody>
-    </w:docPart>
-    <w:docPart>
-      <w:docPartPr>
-        <w:name w:val="30F23109B2F041FE9ADA8CABE449B86A"/>
-        <w:category>
-          <w:name w:val="General"/>
-          <w:gallery w:val="placeholder"/>
-        </w:category>
-        <w:types>
-          <w:type w:val="bbPlcHdr"/>
-        </w:types>
-        <w:behaviors>
-          <w:behavior w:val="content"/>
-        </w:behaviors>
-        <w:guid w:val="{21DA9582-EDBE-4C2E-BBD3-D78A743830A1}"/>
-      </w:docPartPr>
-      <w:docPartBody>
-        <w:p>
-          <w:pPr>
-            <w:pStyle w:val="30F23109B2F041FE9ADA8CABE449B86A"/>
-          </w:pPr>
-          <w:r>
-            <w:rPr>
-              <w:rStyle w:val="PlaceholderText"/>
-            </w:rPr>
-            <w:t>Click or tap here to enter text.</w:t>
-          </w:r>
-        </w:p>
-      </w:docPartBody>
-    </w:docPart>
-    <w:docPart>
-      <w:docPartPr>
-        <w:name w:val="66A9B2AF6DA04F64B0A237EC1B0A825D"/>
-        <w:category>
-          <w:name w:val="General"/>
-          <w:gallery w:val="placeholder"/>
-        </w:category>
-        <w:types>
-          <w:type w:val="bbPlcHdr"/>
-        </w:types>
-        <w:behaviors>
-          <w:behavior w:val="content"/>
-        </w:behaviors>
-        <w:guid w:val="{1A96572E-A33D-4C24-8140-DE4CA9356799}"/>
-      </w:docPartPr>
-      <w:docPartBody>
-        <w:p>
-          <w:pPr>
-            <w:pStyle w:val="66A9B2AF6DA04F64B0A237EC1B0A825D"/>
-          </w:pPr>
-          <w:r>
-            <w:rPr>
-              <w:rStyle w:val="PlaceholderText"/>
-            </w:rPr>
-            <w:t>Click or tap here to enter text.</w:t>
-          </w:r>
-        </w:p>
-      </w:docPartBody>
-    </w:docPart>
-    <w:docPart>
-      <w:docPartPr>
-        <w:name w:val="D7495E5372684A4AB97D4949206F08C4"/>
-        <w:category>
-          <w:name w:val="General"/>
-          <w:gallery w:val="placeholder"/>
-        </w:category>
-        <w:types>
-          <w:type w:val="bbPlcHdr"/>
-        </w:types>
-        <w:behaviors>
-          <w:behavior w:val="content"/>
-        </w:behaviors>
-        <w:guid w:val="{4CEA9E25-24E0-4F2D-90D6-AC35A8D559D5}"/>
-      </w:docPartPr>
-      <w:docPartBody>
-        <w:p>
-          <w:pPr>
-            <w:pStyle w:val="D7495E5372684A4AB97D4949206F08C4"/>
-          </w:pPr>
-          <w:r>
-            <w:rPr>
-              <w:rStyle w:val="PlaceholderText"/>
-            </w:rPr>
-            <w:t>Click or tap here to enter text.</w:t>
-          </w:r>
-        </w:p>
-      </w:docPartBody>
-    </w:docPart>
-  </w:docParts>
-</w:glossaryDocument>
-</file>
-
-<file path=word/glossary/fontTable.xml><?xml version="1.0" encoding="utf-8"?>
-<w:fonts xmlns:mc="http://schemas.openxmlformats.org/markup-compatibility/2006" xmlns:r="http://schemas.openxmlformats.org/officeDocument/2006/relationships" xmlns:w="http://schemas.openxmlformats.org/wordprocessingml/2006/main" xmlns:w14="http://schemas.microsoft.com/office/word/2010/wordml" xmlns:w15="http://schemas.microsoft.com/office/word/2012/wordml" xmlns:w16cex="http://schemas.microsoft.com/office/word/2018/wordml/cex" xmlns:w16cid="http://schemas.microsoft.com/office/word/2016/wordml/cid" xmlns:w16="http://schemas.microsoft.com/office/word/2018/wordml" xmlns:w16du="http://schemas.microsoft.com/office/word/2023/wordml/word16du" xmlns:w16sdtdh="http://schemas.microsoft.com/office/word/2020/wordml/sdtdatahash" xmlns:w16sdtfl="http://schemas.microsoft.com/office/word/2024/wordml/sdtformatlock" xmlns:w16se="http://schemas.microsoft.com/office/word/2015/wordml/symex" mc:Ignorable="w14 w15 w16se w16cid w16 w16cex w16sdtdh w16sdtfl w16du">
-  <w:font w:name="Calibri">
-    <w:panose1 w:val="020F0502020204030204"/>
-    <w:charset w:val="00"/>
-    <w:family w:val="swiss"/>
-    <w:pitch w:val="variable"/>
-    <w:sig w:usb0="E4002EFF" w:usb1="C200247B" w:usb2="00000009" w:usb3="00000000" w:csb0="000001FF" w:csb1="00000000"/>
-  </w:font>
-  <w:font w:name="Cordia New">
-    <w:panose1 w:val="020B0304020202020204"/>
-    <w:charset w:val="00"/>
-    <w:family w:val="swiss"/>
-    <w:pitch w:val="variable"/>
-    <w:sig w:usb0="81000003" w:usb1="00000000" w:usb2="00000000" w:usb3="00000000" w:csb0="00010001" w:csb1="00000000"/>
-  </w:font>
-  <w:font w:name="Times New Roman">
-    <w:panose1 w:val="02020603050405020304"/>
-    <w:charset w:val="00"/>
-    <w:family w:val="roman"/>
-    <w:pitch w:val="variable"/>
-    <w:sig w:usb0="E0002EFF" w:usb1="C000785B" w:usb2="00000009" w:usb3="00000000" w:csb0="000001FF" w:csb1="00000000"/>
-  </w:font>
-  <w:font w:name="Segoe UI">
-    <w:panose1 w:val="020B0502040204020203"/>
-    <w:charset w:val="00"/>
-    <w:family w:val="swiss"/>
-    <w:pitch w:val="variable"/>
-    <w:sig w:usb0="E4002EFF" w:usb1="C000E47F" w:usb2="00000009" w:usb3="00000000" w:csb0="000001FF" w:csb1="00000000"/>
-  </w:font>
-  <w:font w:name="Angsana New">
-    <w:panose1 w:val="02020603050405020304"/>
-    <w:charset w:val="00"/>
-    <w:family w:val="roman"/>
-    <w:pitch w:val="variable"/>
-    <w:sig w:usb0="81000003" w:usb1="00000000" w:usb2="00000000" w:usb3="00000000" w:csb0="00010001" w:csb1="00000000"/>
-  </w:font>
-  <w:font w:name="TH SarabunPSK">
-    <w:altName w:val="Leelawadee UI"/>
-    <w:panose1 w:val="020B0500040200020003"/>
-    <w:charset w:val="00"/>
-    <w:family w:val="swiss"/>
-    <w:pitch w:val="variable"/>
-    <w:sig w:usb0="A100006F" w:usb1="5000205A" w:usb2="00000000" w:usb3="00000000" w:csb0="00010183" w:csb1="00000000"/>
-  </w:font>
-  <w:font w:name="Calibri Light">
-    <w:panose1 w:val="020F0302020204030204"/>
-    <w:charset w:val="00"/>
-    <w:family w:val="swiss"/>
-    <w:pitch w:val="variable"/>
-    <w:sig w:usb0="E4002EFF" w:usb1="C200247B" w:usb2="00000009" w:usb3="00000000" w:csb0="000001FF" w:csb1="00000000"/>
-  </w:font>
-  <w:font w:name="Aptos">
-    <w:charset w:val="00"/>
-    <w:family w:val="swiss"/>
-    <w:pitch w:val="variable"/>
-    <w:sig w:usb0="20000287" w:usb1="00000003" w:usb2="00000000" w:usb3="00000000" w:csb0="0000019F" w:csb1="00000000"/>
-  </w:font>
-  <w:font w:name="Aptos Display">
-    <w:charset w:val="00"/>
-    <w:family w:val="swiss"/>
-    <w:pitch w:val="variable"/>
-    <w:sig w:usb0="20000287" w:usb1="00000003" w:usb2="00000000" w:usb3="00000000" w:csb0="0000019F" w:csb1="00000000"/>
-  </w:font>
-</w:fonts>
-</file>
-
-<file path=word/glossary/settings.xml><?xml version="1.0" encoding="utf-8"?>
-<w:settings xmlns:mc="http://schemas.openxmlformats.org/markup-compatibility/2006" xmlns:o="urn:schemas-microsoft-com:office:office" xmlns:r="http://schemas.openxmlformats.org/officeDocument/2006/relationships" xmlns:m="http://schemas.openxmlformats.org/officeDocument/2006/math" xmlns:v="urn:schemas-microsoft-com:vml" xmlns:w10="urn:schemas-microsoft-com:office:word" xmlns:w="http://schemas.openxmlformats.org/wordprocessingml/2006/main" xmlns:w14="http://schemas.microsoft.com/office/word/2010/wordml" xmlns:w15="http://schemas.microsoft.com/office/word/2012/wordml" xmlns:w16cex="http://schemas.microsoft.com/office/word/2018/wordml/cex" xmlns:w16cid="http://schemas.microsoft.com/office/word/2016/wordml/cid" xmlns:w16="http://schemas.microsoft.com/office/word/2018/wordml" xmlns:w16du="http://schemas.microsoft.com/office/word/2023/wordml/word16du" xmlns:w16sdtdh="http://schemas.microsoft.com/office/word/2020/wordml/sdtdatahash" xmlns:w16sdtfl="http://schemas.microsoft.com/office/word/2024/wordml/sdtformatlock" xmlns:w16se="http://schemas.microsoft.com/office/word/2015/wordml/symex" xmlns:sl="http://schemas.openxmlformats.org/schemaLibrary/2006/main" mc:Ignorable="w14 w15 w16se w16cid w16 w16cex w16sdtdh w16sdtfl w16du">
-  <w:view w:val="normal"/>
-  <w:defaultTabStop w:val="720"/>
-  <w:characterSpacingControl w:val="doNotCompress"/>
-  <w:compat>
-    <w:applyBreakingRules/>
-    <w:useFELayout/>
-    <w:compatSetting w:name="compatibilityMode" w:uri="http://schemas.microsoft.com/office/word" w:val="14"/>
-    <w:compatSetting w:name="overrideTableStyleFontSizeAndJustification" w:uri="http://schemas.microsoft.com/office/word" w:val="1"/>
-    <w:compatSetting w:name="enableOpenTypeFeatures" w:uri="http://schemas.microsoft.com/office/word" w:val="1"/>
-    <w:compatSetting w:name="doNotFlipMirrorIndents" w:uri="http://schemas.microsoft.com/office/word" w:val="1"/>
-    <w:compatSetting w:name="useWord2013TrackBottomHyphenation" w:uri="http://schemas.microsoft.com/office/word" w:val="1"/>
-  </w:compat>
-  <w:rsids>
-    <w:rsidRoot w:val="00A97B3F"/>
-    <w:rsid w:val="0005181E"/>
-    <w:rsid w:val="00070F5C"/>
-    <w:rsid w:val="00377188"/>
-    <w:rsid w:val="00394212"/>
-    <w:rsid w:val="003F7001"/>
-    <w:rsid w:val="004601F1"/>
-    <w:rsid w:val="00471A3A"/>
-    <w:rsid w:val="004E44A8"/>
-    <w:rsid w:val="00500F14"/>
-    <w:rsid w:val="00502913"/>
-    <w:rsid w:val="00592071"/>
-    <w:rsid w:val="005C577A"/>
-    <w:rsid w:val="00652396"/>
-    <w:rsid w:val="00732D01"/>
-    <w:rsid w:val="00736F70"/>
-    <w:rsid w:val="0075738C"/>
-    <w:rsid w:val="00782F02"/>
-    <w:rsid w:val="00786DD2"/>
-    <w:rsid w:val="00807134"/>
-    <w:rsid w:val="00875FB7"/>
-    <w:rsid w:val="00922997"/>
-    <w:rsid w:val="009566F5"/>
-    <w:rsid w:val="009C3AE0"/>
-    <w:rsid w:val="00A503C9"/>
-    <w:rsid w:val="00A91C03"/>
-    <w:rsid w:val="00A97B3F"/>
-    <w:rsid w:val="00AC42FF"/>
-    <w:rsid w:val="00AD0264"/>
-    <w:rsid w:val="00B251ED"/>
-    <w:rsid w:val="00BE5130"/>
-    <w:rsid w:val="00C011D7"/>
-    <w:rsid w:val="00C12855"/>
-    <w:rsid w:val="00CB111D"/>
-    <w:rsid w:val="00D540E0"/>
-    <w:rsid w:val="00DD17F2"/>
-    <w:rsid w:val="00DD5395"/>
-    <w:rsid w:val="00E165C5"/>
-    <w:rsid w:val="00E4216C"/>
-    <w:rsid w:val="00E56FC9"/>
-    <w:rsid w:val="00FA556B"/>
-  </w:rsids>
-  <m:mathPr>
-    <m:mathFont m:val="Cambria Math"/>
-    <m:brkBin m:val="before"/>
-    <m:brkBinSub m:val="--"/>
-    <m:smallFrac m:val="0"/>
-    <m:dispDef/>
-    <m:lMargin m:val="0"/>
-    <m:rMargin m:val="0"/>
-    <m:defJc m:val="centerGroup"/>
-    <m:wrapIndent m:val="1440"/>
-    <m:intLim m:val="subSup"/>
-    <m:naryLim m:val="undOvr"/>
-  </m:mathPr>
-  <w:themeFontLang w:val="en-US" w:bidi="th-TH"/>
-  <w:clrSchemeMapping w:bg1="light1" w:t1="dark1" w:bg2="light2" w:t2="dark2" w:accent1="accent1" w:accent2="accent2" w:accent3="accent3" w:accent4="accent4" w:accent5="accent5" w:accent6="accent6" w:hyperlink="hyperlink" w:followedHyperlink="followedHyperlink"/>
-  <w:decimalSymbol w:val="."/>
-  <w:listSeparator w:val=","/>
-</w:settings>
-</file>
-
-<file path=word/glossary/styles.xml><?xml version="1.0" encoding="utf-8"?>
-<w:styles xmlns:mc="http://schemas.openxmlformats.org/markup-compatibility/2006" xmlns:r="http://schemas.openxmlformats.org/officeDocument/2006/relationships" xmlns:w="http://schemas.openxmlformats.org/wordprocessingml/2006/main" xmlns:w14="http://schemas.microsoft.com/office/word/2010/wordml" xmlns:w15="http://schemas.microsoft.com/office/word/2012/wordml" xmlns:w16cex="http://schemas.microsoft.com/office/word/2018/wordml/cex" xmlns:w16cid="http://schemas.microsoft.com/office/word/2016/wordml/cid" xmlns:w16="http://schemas.microsoft.com/office/word/2018/wordml" xmlns:w16du="http://schemas.microsoft.com/office/word/2023/wordml/word16du" xmlns:w16sdtdh="http://schemas.microsoft.com/office/word/2020/wordml/sdtdatahash" xmlns:w16sdtfl="http://schemas.microsoft.com/office/word/2024/wordml/sdtformatlock" xmlns:w16se="http://schemas.microsoft.com/office/word/2015/wordml/symex" mc:Ignorable="w14 w15 w16se w16cid w16 w16cex w16sdtdh w16sdtfl w16du">
-  <w:docDefaults>
-    <w:rPrDefault>
-      <w:rPr>
-        <w:rFonts w:asciiTheme="minorHAnsi" w:eastAsiaTheme="minorEastAsia" w:hAnsiTheme="minorHAnsi" w:cstheme="minorBidi"/>
-        <w:sz w:val="22"/>
-        <w:szCs w:val="28"/>
-        <w:lang w:val="en-US" w:eastAsia="en-US" w:bidi="th-TH"/>
-      </w:rPr>
-    </w:rPrDefault>
-    <w:pPrDefault>
-      <w:pPr>
-        <w:spacing w:after="160" w:line="259" w:lineRule="auto"/>
-      </w:pPr>
-    </w:pPrDefault>
-  </w:docDefaults>
-  <w:latentStyles w:defLockedState="0" w:defUIPriority="99" w:defSemiHidden="0" w:defUnhideWhenUsed="0" w:defQFormat="0" w:count="376">
-    <w:lsdException w:name="Normal" w:uiPriority="0" w:qFormat="1"/>
-    <w:lsdException w:name="heading 1" w:uiPriority="9" w:qFormat="1"/>
-    <w:lsdException w:name="heading 2" w:semiHidden="1" w:uiPriority="9" w:unhideWhenUsed="1" w:qFormat="1"/>
-    <w:lsdException w:name="heading 3" w:semiHidden="1" w:uiPriority="9" w:unhideWhenUsed="1" w:qFormat="1"/>
-    <w:lsdException w:name="heading 4" w:semiHidden="1" w:uiPriority="9" w:unhideWhenUsed="1" w:qFormat="1"/>
-    <w:lsdException w:name="heading 5" w:semiHidden="1" w:uiPriority="9" w:unhideWhenUsed="1" w:qFormat="1"/>
-    <w:lsdException w:name="heading 6" w:semiHidden="1" w:uiPriority="9" w:unhideWhenUsed="1" w:qFormat="1"/>
-    <w:lsdException w:name="heading 7" w:semiHidden="1" w:uiPriority="9" w:unhideWhenUsed="1" w:qFormat="1"/>
-    <w:lsdException w:name="heading 8" w:semiHidden="1" w:uiPriority="9" w:unhideWhenUsed="1" w:qFormat="1"/>
-    <w:lsdException w:name="heading 9" w:semiHidden="1" w:uiPriority="9" w:unhideWhenUsed="1" w:qFormat="1"/>
-    <w:lsdException w:name="index 1" w:semiHidden="1" w:unhideWhenUsed="1"/>
-    <w:lsdException w:name="index 2" w:semiHidden="1" w:unhideWhenUsed="1"/>
-    <w:lsdException w:name="index 3" w:semiHidden="1" w:unhideWhenUsed="1"/>
-    <w:lsdException w:name="index 4" w:semiHidden="1" w:unhideWhenUsed="1"/>
-    <w:lsdException w:name="index 5" w:semiHidden="1" w:unhideWhenUsed="1"/>
-    <w:lsdException w:name="index 6" w:semiHidden="1" w:unhideWhenUsed="1"/>
-    <w:lsdException w:name="index 7" w:semiHidden="1" w:unhideWhenUsed="1"/>
-    <w:lsdException w:name="index 8" w:semiHidden="1" w:unhideWhenUsed="1"/>
-    <w:lsdException w:name="index 9" w:semiHidden="1" w:unhideWhenUsed="1"/>
-    <w:lsdException w:name="toc 1" w:semiHidden="1" w:uiPriority="39" w:unhideWhenUsed="1"/>
-    <w:lsdException w:name="toc 2" w:semiHidden="1" w:uiPriority="39" w:unhideWhenUsed="1"/>
-    <w:lsdException w:name="toc 3" w:semiHidden="1" w:uiPriority="39" w:unhideWhenUsed="1"/>
-    <w:lsdException w:name="toc 4" w:semiHidden="1" w:uiPriority="39" w:unhideWhenUsed="1"/>
-    <w:lsdException w:name="toc 5" w:semiHidden="1" w:uiPriority="39" w:unhideWhenUsed="1"/>
-    <w:lsdException w:name="toc 6" w:semiHidden="1" w:uiPriority="39" w:unhideWhenUsed="1"/>
-    <w:lsdException w:name="toc 7" w:semiHidden="1" w:uiPriority="39" w:unhideWhenUsed="1"/>
-    <w:lsdException w:name="toc 8" w:semiHidden="1" w:uiPriority="39" w:unhideWhenUsed="1"/>
-    <w:lsdException w:name="toc 9" w:semiHidden="1" w:uiPriority="39" w:unhideWhenUsed="1"/>
-    <w:lsdException w:name="Normal Indent" w:semiHidden="1" w:unhideWhenUsed="1"/>
-    <w:lsdException w:name="footnote text" w:semiHidden="1" w:unhideWhenUsed="1"/>
-    <w:lsdException w:name="annotation text" w:semiHidden="1" w:unhideWhenUsed="1"/>
-    <w:lsdException w:name="header" w:semiHidden="1" w:unhideWhenUsed="1"/>
-    <w:lsdException w:name="footer" w:semiHidden="1" w:unhideWhenUsed="1"/>
-    <w:lsdException w:name="index heading" w:semiHidden="1" w:unhideWhenUsed="1"/>
-    <w:lsdException w:name="caption" w:semiHidden="1" w:uiPriority="35" w:unhideWhenUsed="1" w:qFormat="1"/>
-    <w:lsdException w:name="table of figures" w:semiHidden="1" w:unhideWhenUsed="1"/>
-    <w:lsdException w:name="envelope address" w:semiHidden="1" w:unhideWhenUsed="1"/>
-    <w:lsdException w:name="envelope return" w:semiHidden="1" w:unhideWhenUsed="1"/>
-    <w:lsdException w:name="footnote reference" w:semiHidden="1" w:unhideWhenUsed="1"/>
-    <w:lsdException w:name="annotation reference" w:semiHidden="1" w:unhideWhenUsed="1"/>
-    <w:lsdException w:name="line number" w:semiHidden="1" w:unhideWhenUsed="1"/>
-    <w:lsdException w:name="page number" w:semiHidden="1" w:unhideWhenUsed="1"/>
-    <w:lsdException w:name="endnote reference" w:semiHidden="1" w:unhideWhenUsed="1"/>
-    <w:lsdException w:name="endnote text" w:semiHidden="1" w:unhideWhenUsed="1"/>
-    <w:lsdException w:name="table of authorities" w:semiHidden="1" w:unhideWhenUsed="1"/>
-    <w:lsdException w:name="macro" w:semiHidden="1" w:unhideWhenUsed="1"/>
-    <w:lsdException w:name="toa heading" w:semiHidden="1" w:unhideWhenUsed="1"/>
-    <w:lsdException w:name="List" w:semiHidden="1" w:unhideWhenUsed="1"/>
-    <w:lsdException w:name="List Bullet" w:semiHidden="1" w:unhideWhenUsed="1"/>
-    <w:lsdException w:name="List Number" w:semiHidden="1" w:unhideWhenUsed="1"/>
-    <w:lsdException w:name="List 2" w:semiHidden="1" w:unhideWhenUsed="1"/>
-    <w:lsdException w:name="List 3" w:semiHidden="1" w:unhideWhenUsed="1"/>
-    <w:lsdException w:name="List 4" w:semiHidden="1" w:unhideWhenUsed="1"/>
-    <w:lsdException w:name="List 5" w:semiHidden="1" w:unhideWhenUsed="1"/>
-    <w:lsdException w:name="List Bullet 2" w:semiHidden="1" w:unhideWhenUsed="1"/>
-    <w:lsdException w:name="List Bullet 3" w:semiHidden="1" w:unhideWhenUsed="1"/>
-    <w:lsdException w:name="List Bullet 4" w:semiHidden="1" w:unhideWhenUsed="1"/>
-    <w:lsdException w:name="List Bullet 5" w:semiHidden="1" w:unhideWhenUsed="1"/>
-    <w:lsdException w:name="List Number 2" w:semiHidden="1" w:unhideWhenUsed="1"/>
-    <w:lsdException w:name="List Number 3" w:semiHidden="1" w:unhideWhenUsed="1"/>
-    <w:lsdException w:name="List Number 4" w:semiHidden="1" w:unhideWhenUsed="1"/>
-    <w:lsdException w:name="List Number 5" w:semiHidden="1" w:unhideWhenUsed="1"/>
-    <w:lsdException w:name="Title" w:uiPriority="10" w:qFormat="1"/>
-    <w:lsdException w:name="Closing" w:semiHidden="1" w:unhideWhenUsed="1"/>
-    <w:lsdException w:name="Signature" w:semiHidden="1" w:unhideWhenUsed="1"/>
-    <w:lsdException w:name="Default Paragraph Font" w:semiHidden="1" w:uiPriority="1" w:unhideWhenUsed="1"/>
-    <w:lsdException w:name="Body Text" w:semiHidden="1" w:unhideWhenUsed="1"/>
-    <w:lsdException w:name="Body Text Indent" w:semiHidden="1" w:unhideWhenUsed="1"/>
-    <w:lsdException w:name="List Continue" w:semiHidden="1" w:unhideWhenUsed="1"/>
-    <w:lsdException w:name="List Continue 2" w:semiHidden="1" w:unhideWhenUsed="1"/>
-    <w:lsdException w:name="List Continue 3" w:semiHidden="1" w:unhideWhenUsed="1"/>
-    <w:lsdException w:name="List Continue 4" w:semiHidden="1" w:unhideWhenUsed="1"/>
-    <w:lsdException w:name="List Continue 5" w:semiHidden="1" w:unhideWhenUsed="1"/>
-    <w:lsdException w:name="Message Header" w:semiHidden="1" w:unhideWhenUsed="1"/>
-    <w:lsdException w:name="Subtitle" w:uiPriority="11" w:qFormat="1"/>
-    <w:lsdException w:name="Salutation" w:semiHidden="1" w:unhideWhenUsed="1"/>
-    <w:lsdException w:name="Date" w:semiHidden="1" w:unhideWhenUsed="1"/>
-    <w:lsdException w:name="Body Text First Indent" w:semiHidden="1" w:unhideWhenUsed="1"/>
-    <w:lsdException w:name="Body Text First Indent 2" w:semiHidden="1" w:unhideWhenUsed="1"/>
-    <w:lsdException w:name="Note Heading" w:semiHidden="1" w:unhideWhenUsed="1"/>
-    <w:lsdException w:name="Body Text 2" w:semiHidden="1" w:unhideWhenUsed="1"/>
-    <w:lsdException w:name="Body Text 3" w:semiHidden="1" w:unhideWhenUsed="1"/>
-    <w:lsdException w:name="Body Text Indent 2" w:semiHidden="1" w:unhideWhenUsed="1"/>
-    <w:lsdException w:name="Body Text Indent 3" w:semiHidden="1" w:unhideWhenUsed="1"/>
-    <w:lsdException w:name="Block Text" w:semiHidden="1" w:unhideWhenUsed="1"/>
-    <w:lsdException w:name="Hyperlink" w:semiHidden="1" w:unhideWhenUsed="1"/>
-    <w:lsdException w:name="FollowedHyperlink" w:semiHidden="1" w:unhideWhenUsed="1"/>
-    <w:lsdException w:name="Strong" w:uiPriority="22" w:qFormat="1"/>
-    <w:lsdException w:name="Emphasis" w:uiPriority="20" w:qFormat="1"/>
-    <w:lsdException w:name="Document Map" w:semiHidden="1" w:unhideWhenUsed="1"/>
-    <w:lsdException w:name="Plain Text" w:semiHidden="1" w:unhideWhenUsed="1"/>
-    <w:lsdException w:name="E-mail Signature" w:semiHidden="1" w:unhideWhenUsed="1"/>
-    <w:lsdException w:name="HTML Top of Form" w:semiHidden="1" w:unhideWhenUsed="1"/>
-    <w:lsdException w:name="HTML Bottom of Form" w:semiHidden="1" w:unhideWhenUsed="1"/>
-    <w:lsdException w:name="Normal (Web)" w:semiHidden="1" w:unhideWhenUsed="1"/>
-    <w:lsdException w:name="HTML Acronym" w:semiHidden="1" w:unhideWhenUsed="1"/>
-    <w:lsdException w:name="HTML Address" w:semiHidden="1" w:unhideWhenUsed="1"/>
-    <w:lsdException w:name="HTML Cite" w:semiHidden="1" w:unhideWhenUsed="1"/>
-    <w:lsdException w:name="HTML Code" w:semiHidden="1" w:unhideWhenUsed="1"/>
-    <w:lsdException w:name="HTML Definition" w:semiHidden="1" w:unhideWhenUsed="1"/>
-    <w:lsdException w:name="HTML Keyboard" w:semiHidden="1" w:unhideWhenUsed="1"/>
-    <w:lsdException w:name="HTML Preformatted" w:semiHidden="1" w:unhideWhenUsed="1"/>
-    <w:lsdException w:name="HTML Sample" w:semiHidden="1" w:unhideWhenUsed="1"/>
-    <w:lsdException w:name="HTML Typewriter" w:semiHidden="1" w:unhideWhenUsed="1"/>
-    <w:lsdException w:name="HTML Variable" w:semiHidden="1" w:unhideWhenUsed="1"/>
-    <w:lsdException w:name="Normal Table" w:semiHidden="1" w:unhideWhenUsed="1"/>
-    <w:lsdException w:name="annotation subject" w:semiHidden="1" w:unhideWhenUsed="1"/>
-    <w:lsdException w:name="No List" w:semiHidden="1" w:unhideWhenUsed="1"/>
-    <w:lsdException w:name="Outline List 1" w:semiHidden="1" w:unhideWhenUsed="1"/>
-    <w:lsdException w:name="Outline List 2" w:semiHidden="1" w:unhideWhenUsed="1"/>
-    <w:lsdException w:name="Outline List 3" w:semiHidden="1" w:unhideWhenUsed="1"/>
-    <w:lsdException w:name="Table Simple 1" w:semiHidden="1" w:unhideWhenUsed="1"/>
-    <w:lsdException w:name="Table Simple 2" w:semiHidden="1" w:unhideWhenUsed="1"/>
-    <w:lsdException w:name="Table Simple 3" w:semiHidden="1" w:unhideWhenUsed="1"/>
-    <w:lsdException w:name="Table Classic 1" w:semiHidden="1" w:unhideWhenUsed="1"/>
-    <w:lsdException w:name="Table Classic 2" w:semiHidden="1" w:unhideWhenUsed="1"/>
-    <w:lsdException w:name="Table Classic 3" w:semiHidden="1" w:unhideWhenUsed="1"/>
-    <w:lsdException w:name="Table Classic 4" w:semiHidden="1" w:unhideWhenUsed="1"/>
-    <w:lsdException w:name="Table Colorful 1" w:semiHidden="1" w:unhideWhenUsed="1"/>
-    <w:lsdException w:name="Table Colorful 2" w:semiHidden="1" w:unhideWhenUsed="1"/>
-    <w:lsdException w:name="Table Colorful 3" w:semiHidden="1" w:unhideWhenUsed="1"/>
-    <w:lsdException w:name="Table Columns 1" w:semiHidden="1" w:unhideWhenUsed="1"/>
-    <w:lsdException w:name="Table Columns 2" w:semiHidden="1" w:unhideWhenUsed="1"/>
-    <w:lsdException w:name="Table Columns 3" w:semiHidden="1" w:unhideWhenUsed="1"/>
-    <w:lsdException w:name="Table Columns 4" w:semiHidden="1" w:unhideWhenUsed="1"/>
-    <w:lsdException w:name="Table Columns 5" w:semiHidden="1" w:unhideWhenUsed="1"/>
-    <w:lsdException w:name="Table Grid 1" w:semiHidden="1" w:unhideWhenUsed="1"/>
-    <w:lsdException w:name="Table Grid 2" w:semiHidden="1" w:unhideWhenUsed="1"/>
-    <w:lsdException w:name="Table Grid 3" w:semiHidden="1" w:unhideWhenUsed="1"/>
-    <w:lsdException w:name="Table Grid 4" w:semiHidden="1" w:unhideWhenUsed="1"/>
-    <w:lsdException w:name="Table Grid 5" w:semiHidden="1" w:unhideWhenUsed="1"/>
-    <w:lsdException w:name="Table Grid 6" w:semiHidden="1" w:unhideWhenUsed="1"/>
-    <w:lsdException w:name="Table Grid 7" w:semiHidden="1" w:unhideWhenUsed="1"/>
-    <w:lsdException w:name="Table Grid 8" w:semiHidden="1" w:unhideWhenUsed="1"/>
-    <w:lsdException w:name="Table List 1" w:semiHidden="1" w:unhideWhenUsed="1"/>
-    <w:lsdException w:name="Table List 2" w:semiHidden="1" w:unhideWhenUsed="1"/>
-    <w:lsdException w:name="Table List 3" w:semiHidden="1" w:unhideWhenUsed="1"/>
-    <w:lsdException w:name="Table List 4" w:semiHidden="1" w:unhideWhenUsed="1"/>
-    <w:lsdException w:name="Table List 5" w:semiHidden="1" w:unhideWhenUsed="1"/>
-    <w:lsdException w:name="Table List 6" w:semiHidden="1" w:unhideWhenUsed="1"/>
-    <w:lsdException w:name="Table List 7" w:semiHidden="1" w:unhideWhenUsed="1"/>
-    <w:lsdException w:name="Table List 8" w:semiHidden="1" w:unhideWhenUsed="1"/>
-    <w:lsdException w:name="Table 3D effects 1" w:semiHidden="1" w:unhideWhenUsed="1"/>
-    <w:lsdException w:name="Table 3D effects 2" w:semiHidden="1" w:unhideWhenUsed="1"/>
-    <w:lsdException w:name="Table 3D effects 3" w:semiHidden="1" w:unhideWhenUsed="1"/>
-    <w:lsdException w:name="Table Contemporary" w:semiHidden="1" w:unhideWhenUsed="1"/>
-    <w:lsdException w:name="Table Elegant" w:semiHidden="1" w:unhideWhenUsed="1"/>
-    <w:lsdException w:name="Table Professional" w:semiHidden="1" w:unhideWhenUsed="1"/>
-    <w:lsdException w:name="Table Subtle 1" w:semiHidden="1" w:unhideWhenUsed="1"/>
-    <w:lsdException w:name="Table Subtle 2" w:semiHidden="1" w:unhideWhenUsed="1"/>
-    <w:lsdException w:name="Table Web 1" w:semiHidden="1" w:unhideWhenUsed="1"/>
-    <w:lsdException w:name="Table Web 2" w:semiHidden="1" w:unhideWhenUsed="1"/>
-    <w:lsdException w:name="Table Web 3" w:semiHidden="1" w:unhideWhenUsed="1"/>
-    <w:lsdException w:name="Balloon Text" w:semiHidden="1" w:unhideWhenUsed="1"/>
-    <w:lsdException w:name="Table Grid" w:uiPriority="39"/>
-    <w:lsdException w:name="Table Theme" w:semiHidden="1" w:unhideWhenUsed="1"/>
-    <w:lsdException w:name="Placeholder Text" w:semiHidden="1"/>
-    <w:lsdException w:name="No Spacing" w:uiPriority="1" w:qFormat="1"/>
-    <w:lsdException w:name="Light Shading" w:uiPriority="60"/>
-    <w:lsdException w:name="Light List" w:uiPriority="61"/>
-    <w:lsdException w:name="Light Grid" w:uiPriority="62"/>
-    <w:lsdException w:name="Medium Shading 1" w:uiPriority="63"/>
-    <w:lsdException w:name="Medium Shading 2" w:uiPriority="64"/>
-    <w:lsdException w:name="Medium List 1" w:uiPriority="65"/>
-    <w:lsdException w:name="Medium List 2" w:uiPriority="66"/>
-    <w:lsdException w:name="Medium Grid 1" w:uiPriority="67"/>
-    <w:lsdException w:name="Medium Grid 2" w:uiPriority="68"/>
-    <w:lsdException w:name="Medium Grid 3" w:uiPriority="69"/>
-    <w:lsdException w:name="Dark List" w:uiPriority="70"/>
-    <w:lsdException w:name="Colorful Shading" w:uiPriority="71"/>
-    <w:lsdException w:name="Colorful List" w:uiPriority="72"/>
-    <w:lsdException w:name="Colorful Grid" w:uiPriority="73"/>
-    <w:lsdException w:name="Light Shading Accent 1" w:uiPriority="60"/>
-    <w:lsdException w:name="Light List Accent 1" w:uiPriority="61"/>
-    <w:lsdException w:name="Light Grid Accent 1" w:uiPriority="62"/>
-    <w:lsdException w:name="Medium Shading 1 Accent 1" w:uiPriority="63"/>
-    <w:lsdException w:name="Medium Shading 2 Accent 1" w:uiPriority="64"/>
-    <w:lsdException w:name="Medium List 1 Accent 1" w:uiPriority="65"/>
-    <w:lsdException w:name="Revision" w:semiHidden="1"/>
-    <w:lsdException w:name="List Paragraph" w:uiPriority="34" w:qFormat="1"/>
-    <w:lsdException w:name="Quote" w:uiPriority="29" w:qFormat="1"/>
-    <w:lsdException w:name="Intense Quote" w:uiPriority="30" w:qFormat="1"/>
-    <w:lsdException w:name="Medium List 2 Accent 1" w:uiPriority="66"/>
-    <w:lsdException w:name="Medium Grid 1 Accent 1" w:uiPriority="67"/>
-    <w:lsdException w:name="Medium Grid 2 Accent 1" w:uiPriority="68"/>
-    <w:lsdException w:name="Medium Grid 3 Accent 1" w:uiPriority="69"/>
-    <w:lsdException w:name="Dark List Accent 1" w:uiPriority="70"/>
-    <w:lsdException w:name="Colorful Shading Accent 1" w:uiPriority="71"/>
-    <w:lsdException w:name="Colorful List Accent 1" w:uiPriority="72"/>
-    <w:lsdException w:name="Colorful Grid Accent 1" w:uiPriority="73"/>
-    <w:lsdException w:name="Light Shading Accent 2" w:uiPriority="60"/>
-    <w:lsdException w:name="Light List Accent 2" w:uiPriority="61"/>
-    <w:lsdException w:name="Light Grid Accent 2" w:uiPriority="62"/>
-    <w:lsdException w:name="Medium Shading 1 Accent 2" w:uiPriority="63"/>
-    <w:lsdException w:name="Medium Shading 2 Accent 2" w:uiPriority="64"/>
-    <w:lsdException w:name="Medium List 1 Accent 2" w:uiPriority="65"/>
-    <w:lsdException w:name="Medium List 2 Accent 2" w:uiPriority="66"/>
-    <w:lsdException w:name="Medium Grid 1 Accent 2" w:uiPriority="67"/>
-    <w:lsdException w:name="Medium Grid 2 Accent 2" w:uiPriority="68"/>
-    <w:lsdException w:name="Medium Grid 3 Accent 2" w:uiPriority="69"/>
-    <w:lsdException w:name="Dark List Accent 2" w:uiPriority="70"/>
-    <w:lsdException w:name="Colorful Shading Accent 2" w:uiPriority="71"/>
-    <w:lsdException w:name="Colorful List Accent 2" w:uiPriority="72"/>
-    <w:lsdException w:name="Colorful Grid Accent 2" w:uiPriority="73"/>
-    <w:lsdException w:name="Light Shading Accent 3" w:uiPriority="60"/>
-    <w:lsdException w:name="Light List Accent 3" w:uiPriority="61"/>
-    <w:lsdException w:name="Light Grid Accent 3" w:uiPriority="62"/>
-    <w:lsdException w:name="Medium Shading 1 Accent 3" w:uiPriority="63"/>
-    <w:lsdException w:name="Medium Shading 2 Accent 3" w:uiPriority="64"/>
-    <w:lsdException w:name="Medium List 1 Accent 3" w:uiPriority="65"/>
-    <w:lsdException w:name="Medium List 2 Accent 3" w:uiPriority="66"/>
-    <w:lsdException w:name="Medium Grid 1 Accent 3" w:uiPriority="67"/>
-    <w:lsdException w:name="Medium Grid 2 Accent 3" w:uiPriority="68"/>
-    <w:lsdException w:name="Medium Grid 3 Accent 3" w:uiPriority="69"/>
-    <w:lsdException w:name="Dark List Accent 3" w:uiPriority="70"/>
-    <w:lsdException w:name="Colorful Shading Accent 3" w:uiPriority="71"/>
-    <w:lsdException w:name="Colorful List Accent 3" w:uiPriority="72"/>
-    <w:lsdException w:name="Colorful Grid Accent 3" w:uiPriority="73"/>
-    <w:lsdException w:name="Light Shading Accent 4" w:uiPriority="60"/>
-    <w:lsdException w:name="Light List Accent 4" w:uiPriority="61"/>
-    <w:lsdException w:name="Light Grid Accent 4" w:uiPriority="62"/>
-    <w:lsdException w:name="Medium Shading 1 Accent 4" w:uiPriority="63"/>
-    <w:lsdException w:name="Medium Shading 2 Accent 4" w:uiPriority="64"/>
-    <w:lsdException w:name="Medium List 1 Accent 4" w:uiPriority="65"/>
-    <w:lsdException w:name="Medium List 2 Accent 4" w:uiPriority="66"/>
-    <w:lsdException w:name="Medium Grid 1 Accent 4" w:uiPriority="67"/>
-    <w:lsdException w:name="Medium Grid 2 Accent 4" w:uiPriority="68"/>
-    <w:lsdException w:name="Medium Grid 3 Accent 4" w:uiPriority="69"/>
-    <w:lsdException w:name="Dark List Accent 4" w:uiPriority="70"/>
-    <w:lsdException w:name="Colorful Shading Accent 4" w:uiPriority="71"/>
-    <w:lsdException w:name="Colorful List Accent 4" w:uiPriority="72"/>
-    <w:lsdException w:name="Colorful Grid Accent 4" w:uiPriority="73"/>
-    <w:lsdException w:name="Light Shading Accent 5" w:uiPriority="60"/>
-    <w:lsdException w:name="Light List Accent 5" w:uiPriority="61"/>
-    <w:lsdException w:name="Light Grid Accent 5" w:uiPriority="62"/>
-    <w:lsdException w:name="Medium Shading 1 Accent 5" w:uiPriority="63"/>
-    <w:lsdException w:name="Medium Shading 2 Accent 5" w:uiPriority="64"/>
-    <w:lsdException w:name="Medium List 1 Accent 5" w:uiPriority="65"/>
-    <w:lsdException w:name="Medium List 2 Accent 5" w:uiPriority="66"/>
-    <w:lsdException w:name="Medium Grid 1 Accent 5" w:uiPriority="67"/>
-    <w:lsdException w:name="Medium Grid 2 Accent 5" w:uiPriority="68"/>
-    <w:lsdException w:name="Medium Grid 3 Accent 5" w:uiPriority="69"/>
-    <w:lsdException w:name="Dark List Accent 5" w:uiPriority="70"/>
-    <w:lsdException w:name="Colorful Shading Accent 5" w:uiPriority="71"/>
-    <w:lsdException w:name="Colorful List Accent 5" w:uiPriority="72"/>
-    <w:lsdException w:name="Colorful Grid Accent 5" w:uiPriority="73"/>
-    <w:lsdException w:name="Light Shading Accent 6" w:uiPriority="60"/>
-    <w:lsdException w:name="Light List Accent 6" w:uiPriority="61"/>
-    <w:lsdException w:name="Light Grid Accent 6" w:uiPriority="62"/>
-    <w:lsdException w:name="Medium Shading 1 Accent 6" w:uiPriority="63"/>
-    <w:lsdException w:name="Medium Shading 2 Accent 6" w:uiPriority="64"/>
-    <w:lsdException w:name="Medium List 1 Accent 6" w:uiPriority="65"/>
-    <w:lsdException w:name="Medium List 2 Accent 6" w:uiPriority="66"/>
-    <w:lsdException w:name="Medium Grid 1 Accent 6" w:uiPriority="67"/>
-    <w:lsdException w:name="Medium Grid 2 Accent 6" w:uiPriority="68"/>
-    <w:lsdException w:name="Medium Grid 3 Accent 6" w:uiPriority="69"/>
-    <w:lsdException w:name="Dark List Accent 6" w:uiPriority="70"/>
-    <w:lsdException w:name="Colorful Shading Accent 6" w:uiPriority="71"/>
-    <w:lsdException w:name="Colorful List Accent 6" w:uiPriority="72"/>
-    <w:lsdException w:name="Colorful Grid Accent 6" w:uiPriority="73"/>
-    <w:lsdException w:name="Subtle Emphasis" w:uiPriority="19" w:qFormat="1"/>
-    <w:lsdException w:name="Intense Emphasis" w:uiPriority="21" w:qFormat="1"/>
-    <w:lsdException w:name="Subtle Reference" w:uiPriority="31" w:qFormat="1"/>
-    <w:lsdException w:name="Intense Reference" w:uiPriority="32" w:qFormat="1"/>
-    <w:lsdException w:name="Book Title" w:uiPriority="33" w:qFormat="1"/>
-    <w:lsdException w:name="Bibliography" w:semiHidden="1" w:uiPriority="37" w:unhideWhenUsed="1"/>
-    <w:lsdException w:name="TOC Heading" w:semiHidden="1" w:uiPriority="39" w:unhideWhenUsed="1" w:qFormat="1"/>
-    <w:lsdException w:name="Plain Table 1" w:uiPriority="41"/>
-    <w:lsdException w:name="Plain Table 2" w:uiPriority="42"/>
-    <w:lsdException w:name="Plain Table 3" w:uiPriority="43"/>
-    <w:lsdException w:name="Plain Table 4" w:uiPriority="44"/>
-    <w:lsdException w:name="Plain Table 5" w:uiPriority="45"/>
-    <w:lsdException w:name="Grid Table Light" w:uiPriority="40"/>
-    <w:lsdException w:name="Grid Table 1 Light" w:uiPriority="46"/>
-    <w:lsdException w:name="Grid Table 2" w:uiPriority="47"/>
-    <w:lsdException w:name="Grid Table 3" w:uiPriority="48"/>
-    <w:lsdException w:name="Grid Table 4" w:uiPriority="49"/>
-    <w:lsdException w:name="Grid Table 5 Dark" w:uiPriority="50"/>
-    <w:lsdException w:name="Grid Table 6 Colorful" w:uiPriority="51"/>
-    <w:lsdException w:name="Grid Table 7 Colorful" w:uiPriority="52"/>
-    <w:lsdException w:name="Grid Table 1 Light Accent 1" w:uiPriority="46"/>
-    <w:lsdException w:name="Grid Table 2 Accent 1" w:uiPriority="47"/>
-    <w:lsdException w:name="Grid Table 3 Accent 1" w:uiPriority="48"/>
-    <w:lsdException w:name="Grid Table 4 Accent 1" w:uiPriority="49"/>
-    <w:lsdException w:name="Grid Table 5 Dark Accent 1" w:uiPriority="50"/>
-    <w:lsdException w:name="Grid Table 6 Colorful Accent 1" w:uiPriority="51"/>
-    <w:lsdException w:name="Grid Table 7 Colorful Accent 1" w:uiPriority="52"/>
-    <w:lsdException w:name="Grid Table 1 Light Accent 2" w:uiPriority="46"/>
-    <w:lsdException w:name="Grid Table 2 Accent 2" w:uiPriority="47"/>
-    <w:lsdException w:name="Grid Table 3 Accent 2" w:uiPriority="48"/>
-    <w:lsdException w:name="Grid Table 4 Accent 2" w:uiPriority="49"/>
-    <w:lsdException w:name="Grid Table 5 Dark Accent 2" w:uiPriority="50"/>
-    <w:lsdException w:name="Grid Table 6 Colorful Accent 2" w:uiPriority="51"/>
-    <w:lsdException w:name="Grid Table 7 Colorful Accent 2" w:uiPriority="52"/>
-    <w:lsdException w:name="Grid Table 1 Light Accent 3" w:uiPriority="46"/>
-    <w:lsdException w:name="Grid Table 2 Accent 3" w:uiPriority="47"/>
-    <w:lsdException w:name="Grid Table 3 Accent 3" w:uiPriority="48"/>
-    <w:lsdException w:name="Grid Table 4 Accent 3" w:uiPriority="49"/>
-    <w:lsdException w:name="Grid Table 5 Dark Accent 3" w:uiPriority="50"/>
-    <w:lsdException w:name="Grid Table 6 Colorful Accent 3" w:uiPriority="51"/>
-    <w:lsdException w:name="Grid Table 7 Colorful Accent 3" w:uiPriority="52"/>
-    <w:lsdException w:name="Grid Table 1 Light Accent 4" w:uiPriority="46"/>
-    <w:lsdException w:name="Grid Table 2 Accent 4" w:uiPriority="47"/>
-    <w:lsdException w:name="Grid Table 3 Accent 4" w:uiPriority="48"/>
-    <w:lsdException w:name="Grid Table 4 Accent 4" w:uiPriority="49"/>
-    <w:lsdException w:name="Grid Table 5 Dark Accent 4" w:uiPriority="50"/>
-    <w:lsdException w:name="Grid Table 6 Colorful Accent 4" w:uiPriority="51"/>
-    <w:lsdException w:name="Grid Table 7 Colorful Accent 4" w:uiPriority="52"/>
-    <w:lsdException w:name="Grid Table 1 Light Accent 5" w:uiPriority="46"/>
-    <w:lsdException w:name="Grid Table 2 Accent 5" w:uiPriority="47"/>
-    <w:lsdException w:name="Grid Table 3 Accent 5" w:uiPriority="48"/>
-    <w:lsdException w:name="Grid Table 4 Accent 5" w:uiPriority="49"/>
-    <w:lsdException w:name="Grid Table 5 Dark Accent 5" w:uiPriority="50"/>
-    <w:lsdException w:name="Grid Table 6 Colorful Accent 5" w:uiPriority="51"/>
-    <w:lsdException w:name="Grid Table 7 Colorful Accent 5" w:uiPriority="52"/>
-    <w:lsdException w:name="Grid Table 1 Light Accent 6" w:uiPriority="46"/>
-    <w:lsdException w:name="Grid Table 2 Accent 6" w:uiPriority="47"/>
-    <w:lsdException w:name="Grid Table 3 Accent 6" w:uiPriority="48"/>
-    <w:lsdException w:name="Grid Table 4 Accent 6" w:uiPriority="49"/>
-    <w:lsdException w:name="Grid Table 5 Dark Accent 6" w:uiPriority="50"/>
-    <w:lsdException w:name="Grid Table 6 Colorful Accent 6" w:uiPriority="51"/>
-    <w:lsdException w:name="Grid Table 7 Colorful Accent 6" w:uiPriority="52"/>
-    <w:lsdException w:name="List Table 1 Light" w:uiPriority="46"/>
-    <w:lsdException w:name="List Table 2" w:uiPriority="47"/>
-    <w:lsdException w:name="List Table 3" w:uiPriority="48"/>
-    <w:lsdException w:name="List Table 4" w:uiPriority="49"/>
-    <w:lsdException w:name="List Table 5 Dark" w:uiPriority="50"/>
-    <w:lsdException w:name="List Table 6 Colorful" w:uiPriority="51"/>
-    <w:lsdException w:name="List Table 7 Colorful" w:uiPriority="52"/>
-    <w:lsdException w:name="List Table 1 Light Accent 1" w:uiPriority="46"/>
-    <w:lsdException w:name="List Table 2 Accent 1" w:uiPriority="47"/>
-    <w:lsdException w:name="List Table 3 Accent 1" w:uiPriority="48"/>
-    <w:lsdException w:name="List Table 4 Accent 1" w:uiPriority="49"/>
-    <w:lsdException w:name="List Table 5 Dark Accent 1" w:uiPriority="50"/>
-    <w:lsdException w:name="List Table 6 Colorful Accent 1" w:uiPriority="51"/>
-    <w:lsdException w:name="List Table 7 Colorful Accent 1" w:uiPriority="52"/>
-    <w:lsdException w:name="List Table 1 Light Accent 2" w:uiPriority="46"/>
-    <w:lsdException w:name="List Table 2 Accent 2" w:uiPriority="47"/>
-    <w:lsdException w:name="List Table 3 Accent 2" w:uiPriority="48"/>
-    <w:lsdException w:name="List Table 4 Accent 2" w:uiPriority="49"/>
-    <w:lsdException w:name="List Table 5 Dark Accent 2" w:uiPriority="50"/>
-    <w:lsdException w:name="List Table 6 Colorful Accent 2" w:uiPriority="51"/>
-    <w:lsdException w:name="List Table 7 Colorful Accent 2" w:uiPriority="52"/>
-    <w:lsdException w:name="List Table 1 Light Accent 3" w:uiPriority="46"/>
-    <w:lsdException w:name="List Table 2 Accent 3" w:uiPriority="47"/>
-    <w:lsdException w:name="List Table 3 Accent 3" w:uiPriority="48"/>
-    <w:lsdException w:name="List Table 4 Accent 3" w:uiPriority="49"/>
-    <w:lsdException w:name="List Table 5 Dark Accent 3" w:uiPriority="50"/>
-    <w:lsdException w:name="List Table 6 Colorful Accent 3" w:uiPriority="51"/>
-    <w:lsdException w:name="List Table 7 Colorful Accent 3" w:uiPriority="52"/>
-    <w:lsdException w:name="List Table 1 Light Accent 4" w:uiPriority="46"/>
-    <w:lsdException w:name="List Table 2 Accent 4" w:uiPriority="47"/>
-    <w:lsdException w:name="List Table 3 Accent 4" w:uiPriority="48"/>
-    <w:lsdException w:name="List Table 4 Accent 4" w:uiPriority="49"/>
-    <w:lsdException w:name="List Table 5 Dark Accent 4" w:uiPriority="50"/>
-    <w:lsdException w:name="List Table 6 Colorful Accent 4" w:uiPriority="51"/>
-    <w:lsdException w:name="List Table 7 Colorful Accent 4" w:uiPriority="52"/>
-    <w:lsdException w:name="List Table 1 Light Accent 5" w:uiPriority="46"/>
-    <w:lsdException w:name="List Table 2 Accent 5" w:uiPriority="47"/>
-    <w:lsdException w:name="List Table 3 Accent 5" w:uiPriority="48"/>
-    <w:lsdException w:name="List Table 4 Accent 5" w:uiPriority="49"/>
-    <w:lsdException w:name="List Table 5 Dark Accent 5" w:uiPriority="50"/>
-    <w:lsdException w:name="List Table 6 Colorful Accent 5" w:uiPriority="51"/>
-    <w:lsdException w:name="List Table 7 Colorful Accent 5" w:uiPriority="52"/>
-    <w:lsdException w:name="List Table 1 Light Accent 6" w:uiPriority="46"/>
-    <w:lsdException w:name="List Table 2 Accent 6" w:uiPriority="47"/>
-    <w:lsdException w:name="List Table 3 Accent 6" w:uiPriority="48"/>
-    <w:lsdException w:name="List Table 4 Accent 6" w:uiPriority="49"/>
-    <w:lsdException w:name="List Table 5 Dark Accent 6" w:uiPriority="50"/>
-    <w:lsdException w:name="List Table 6 Colorful Accent 6" w:uiPriority="51"/>
-    <w:lsdException w:name="List Table 7 Colorful Accent 6" w:uiPriority="52"/>
-    <w:lsdException w:name="Mention" w:semiHidden="1" w:unhideWhenUsed="1"/>
-    <w:lsdException w:name="Smart Hyperlink" w:semiHidden="1" w:unhideWhenUsed="1"/>
-    <w:lsdException w:name="Hashtag" w:semiHidden="1" w:unhideWhenUsed="1"/>
-    <w:lsdException w:name="Unresolved Mention" w:semiHidden="1" w:unhideWhenUsed="1"/>
-    <w:lsdException w:name="Smart Link" w:semiHidden="1" w:unhideWhenUsed="1"/>
-  </w:latentStyles>
-  <w:style w:type="paragraph" w:default="1" w:styleId="Normal">
-    <w:name w:val="Normal"/>
-    <w:qFormat/>
-  </w:style>
-  <w:style w:type="character" w:default="1" w:styleId="DefaultParagraphFont">
-    <w:name w:val="Default Paragraph Font"/>
-    <w:uiPriority w:val="1"/>
-    <w:semiHidden/>
-    <w:unhideWhenUsed/>
-  </w:style>
-  <w:style w:type="table" w:default="1" w:styleId="TableNormal">
-    <w:name w:val="Normal Table"/>
-    <w:uiPriority w:val="99"/>
-    <w:semiHidden/>
-    <w:unhideWhenUsed/>
-    <w:tblPr>
-      <w:tblInd w:w="0" w:type="dxa"/>
-      <w:tblCellMar>
-        <w:top w:w="0" w:type="dxa"/>
-        <w:left w:w="108" w:type="dxa"/>
-        <w:bottom w:w="0" w:type="dxa"/>
-        <w:right w:w="108" w:type="dxa"/>
-      </w:tblCellMar>
-    </w:tblPr>
-  </w:style>
-  <w:style w:type="numbering" w:default="1" w:styleId="NoList">
-    <w:name w:val="No List"/>
-    <w:uiPriority w:val="99"/>
-    <w:semiHidden/>
-    <w:unhideWhenUsed/>
-  </w:style>
-  <w:style w:type="character" w:styleId="PlaceholderText">
-    <w:name w:val="Placeholder Text"/>
-    <w:basedOn w:val="DefaultParagraphFont"/>
-    <w:uiPriority w:val="99"/>
-    <w:semiHidden/>
-    <w:rsid w:val="005C577A"/>
-    <w:rPr>
-      <w:color w:val="808080"/>
-    </w:rPr>
-  </w:style>
-  <w:style w:type="paragraph" w:customStyle="1" w:styleId="F8FA11E6197648D995D228471ED42F99">
-    <w:name w:val="F8FA11E6197648D995D228471ED42F99"/>
-    <w:rsid w:val="00D540E0"/>
-    <w:rPr>
-      <w:kern w:val="2"/>
-      <w14:ligatures w14:val="standardContextual"/>
-    </w:rPr>
-  </w:style>
-  <w:style w:type="paragraph" w:customStyle="1" w:styleId="8A8E5FA45BFB4098BE3BA1507EDF9EEA">
-    <w:name w:val="8A8E5FA45BFB4098BE3BA1507EDF9EEA"/>
-    <w:rsid w:val="00A97B3F"/>
-  </w:style>
-  <w:style w:type="paragraph" w:customStyle="1" w:styleId="91744F87115A4E75AA24F8CCECE906C7">
-    <w:name w:val="91744F87115A4E75AA24F8CCECE906C7"/>
-    <w:rsid w:val="00A97B3F"/>
-  </w:style>
-  <w:style w:type="paragraph" w:customStyle="1" w:styleId="B379B13691B34372B7B353C9A497DFF5">
-    <w:name w:val="B379B13691B34372B7B353C9A497DFF5"/>
-    <w:rsid w:val="00D540E0"/>
-    <w:rPr>
-      <w:kern w:val="2"/>
-      <w14:ligatures w14:val="standardContextual"/>
-    </w:rPr>
-  </w:style>
-  <w:style w:type="paragraph" w:customStyle="1" w:styleId="F324D438739C4BFE852FAF24713581BB">
-    <w:name w:val="F324D438739C4BFE852FAF24713581BB"/>
-    <w:rsid w:val="00D540E0"/>
-    <w:rPr>
-      <w:kern w:val="2"/>
-      <w14:ligatures w14:val="standardContextual"/>
-    </w:rPr>
-  </w:style>
-  <w:style w:type="paragraph" w:customStyle="1" w:styleId="16D542E7CE8442AC83DADB8FEFAD2603">
-    <w:name w:val="16D542E7CE8442AC83DADB8FEFAD2603"/>
-    <w:rsid w:val="00D540E0"/>
-    <w:rPr>
-      <w:kern w:val="2"/>
-      <w14:ligatures w14:val="standardContextual"/>
-    </w:rPr>
-  </w:style>
-  <w:style w:type="paragraph" w:customStyle="1" w:styleId="3722D7BFAB8B41E5962C908B4CA82876">
-    <w:name w:val="3722D7BFAB8B41E5962C908B4CA82876"/>
-    <w:rsid w:val="00A97B3F"/>
-  </w:style>
-  <w:style w:type="paragraph" w:customStyle="1" w:styleId="6394229BFDC14154985BFA613D4B6F3C">
-    <w:name w:val="6394229BFDC14154985BFA613D4B6F3C"/>
-    <w:rsid w:val="00A97B3F"/>
-  </w:style>
-  <w:style w:type="paragraph" w:customStyle="1" w:styleId="5C29B1A27BFF4B178B9D59BFED6AB206">
-    <w:name w:val="5C29B1A27BFF4B178B9D59BFED6AB206"/>
-    <w:rsid w:val="00A97B3F"/>
-  </w:style>
-  <w:style w:type="paragraph" w:customStyle="1" w:styleId="6E3AA3BD29D94B8ABFC74FC464E205FC">
-    <w:name w:val="6E3AA3BD29D94B8ABFC74FC464E205FC"/>
-    <w:rsid w:val="00A97B3F"/>
-  </w:style>
-  <w:style w:type="paragraph" w:customStyle="1" w:styleId="816EB6647FDF4E61A889D66305133BF2">
-    <w:name w:val="816EB6647FDF4E61A889D66305133BF2"/>
-    <w:rsid w:val="00A97B3F"/>
-  </w:style>
-  <w:style w:type="paragraph" w:customStyle="1" w:styleId="6D6C56D5D7E84C9C9A9A2A75505D931E">
-    <w:name w:val="6D6C56D5D7E84C9C9A9A2A75505D931E"/>
-    <w:rsid w:val="00A97B3F"/>
-  </w:style>
-  <w:style w:type="paragraph" w:customStyle="1" w:styleId="E8B9E5264C194333B65CABCA0E09411C">
-    <w:name w:val="E8B9E5264C194333B65CABCA0E09411C"/>
-    <w:rsid w:val="005C577A"/>
-    <w:rPr>
-      <w:kern w:val="2"/>
-      <w14:ligatures w14:val="standardContextual"/>
-    </w:rPr>
-  </w:style>
-  <w:style w:type="paragraph" w:customStyle="1" w:styleId="EFF5C5F84F334EACB4CFBB7794681C33">
-    <w:name w:val="EFF5C5F84F334EACB4CFBB7794681C33"/>
-    <w:rsid w:val="005C577A"/>
-    <w:rPr>
-      <w:kern w:val="2"/>
-      <w14:ligatures w14:val="standardContextual"/>
-    </w:rPr>
-  </w:style>
-  <w:style w:type="paragraph" w:customStyle="1" w:styleId="3BAF8FB31194441783E76ACD99AAED71">
-    <w:name w:val="3BAF8FB31194441783E76ACD99AAED71"/>
-    <w:rsid w:val="005C577A"/>
-    <w:rPr>
-      <w:kern w:val="2"/>
-      <w14:ligatures w14:val="standardContextual"/>
-    </w:rPr>
-  </w:style>
-  <w:style w:type="paragraph" w:customStyle="1" w:styleId="F048DD70A8B34523A8FCE5CBE81ED1BF">
-    <w:name w:val="F048DD70A8B34523A8FCE5CBE81ED1BF"/>
-    <w:rsid w:val="005C577A"/>
-    <w:rPr>
-      <w:kern w:val="2"/>
-      <w14:ligatures w14:val="standardContextual"/>
-    </w:rPr>
-  </w:style>
-  <w:style w:type="paragraph" w:customStyle="1" w:styleId="67FB11F40D824018A41DBA445E91E6D5">
-    <w:name w:val="67FB11F40D824018A41DBA445E91E6D5"/>
-    <w:rsid w:val="005C577A"/>
-    <w:rPr>
-      <w:kern w:val="2"/>
-      <w14:ligatures w14:val="standardContextual"/>
-    </w:rPr>
-  </w:style>
-  <w:style w:type="paragraph" w:customStyle="1" w:styleId="6FDCB2D313B24242A6A320D9AB74BC57">
-    <w:name w:val="6FDCB2D313B24242A6A320D9AB74BC57"/>
-    <w:rsid w:val="005C577A"/>
-    <w:rPr>
-      <w:kern w:val="2"/>
-      <w14:ligatures w14:val="standardContextual"/>
-    </w:rPr>
-  </w:style>
-  <w:style w:type="paragraph" w:customStyle="1" w:styleId="30F23109B2F041FE9ADA8CABE449B86A">
-    <w:name w:val="30F23109B2F041FE9ADA8CABE449B86A"/>
-    <w:rsid w:val="005C577A"/>
-    <w:rPr>
-      <w:kern w:val="2"/>
-      <w14:ligatures w14:val="standardContextual"/>
-    </w:rPr>
-  </w:style>
-  <w:style w:type="paragraph" w:customStyle="1" w:styleId="66A9B2AF6DA04F64B0A237EC1B0A825D">
-    <w:name w:val="66A9B2AF6DA04F64B0A237EC1B0A825D"/>
-    <w:rsid w:val="005C577A"/>
-    <w:rPr>
-      <w:kern w:val="2"/>
-      <w14:ligatures w14:val="standardContextual"/>
-    </w:rPr>
-  </w:style>
-  <w:style w:type="paragraph" w:customStyle="1" w:styleId="D7495E5372684A4AB97D4949206F08C4">
-    <w:name w:val="D7495E5372684A4AB97D4949206F08C4"/>
-    <w:rsid w:val="005C577A"/>
-    <w:rPr>
-      <w:kern w:val="2"/>
-      <w14:ligatures w14:val="standardContextual"/>
-    </w:rPr>
-  </w:style>
-</w:styles>
-</file>
-
-<file path=word/glossary/webSettings.xml><?xml version="1.0" encoding="utf-8"?>
-<w:webSettings xmlns:mc="http://schemas.openxmlformats.org/markup-compatibility/2006" xmlns:r="http://schemas.openxmlformats.org/officeDocument/2006/relationships" xmlns:w="http://schemas.openxmlformats.org/wordprocessingml/2006/main" xmlns:w14="http://schemas.microsoft.com/office/word/2010/wordml" xmlns:w15="http://schemas.microsoft.com/office/word/2012/wordml" xmlns:w16cex="http://schemas.microsoft.com/office/word/2018/wordml/cex" xmlns:w16cid="http://schemas.microsoft.com/office/word/2016/wordml/cid" xmlns:w16="http://schemas.microsoft.com/office/word/2018/wordml" xmlns:w16du="http://schemas.microsoft.com/office/word/2023/wordml/word16du" xmlns:w16sdtdh="http://schemas.microsoft.com/office/word/2020/wordml/sdtdatahash" xmlns:w16sdtfl="http://schemas.microsoft.com/office/word/2024/wordml/sdtformatlock" xmlns:w16se="http://schemas.microsoft.com/office/word/2015/wordml/symex" mc:Ignorable="w14 w15 w16se w16cid w16 w16cex w16sdtdh w16sdtfl w16du">
-  <w:optimizeForBrowser/>
-  <w:allowPNG/>
-</w:webSettings>
-</file>
-
 <file path=word/theme/theme1.xml><?xml version="1.0" encoding="utf-8"?>
 <a:theme xmlns:a="http://schemas.openxmlformats.org/drawingml/2006/main" name="Office Theme">
   <a:themeElements>
